--- a/SITP/DBMS/Notes/M05_Normalization_FDs.docx
+++ b/SITP/DBMS/Notes/M05_Normalization_FDs.docx
@@ -60,7 +60,7 @@
         </w:p>
       </w:sdtContent>
     </w:sdt>
-    <w:bookmarkStart w:id="75" w:name="X0afcd39dd2b11dde75377d0fdbc6f99b40c21ed"/>
+    <w:bookmarkStart w:id="82" w:name="X0afcd39dd2b11dde75377d0fdbc6f99b40c21ed"/>
     <w:p>
       <w:pPr>
         <w:pStyle w:val="Heading1"/>
@@ -6543,16 +6543,3304 @@
     </w:p>
     <w:bookmarkEnd w:id="53"/>
     <w:bookmarkEnd w:id="54"/>
-    <w:bookmarkStart w:id="60" w:name="higher-normal-forms-4nf-mvd-and-5nf"/>
+    <w:bookmarkStart w:id="60" w:name="Xca4ee725619e40d809893e9751025b1e4ddfa41"/>
     <w:p>
       <w:pPr>
         <w:pStyle w:val="Heading2"/>
       </w:pPr>
       <w:r>
+        <w:t xml:space="preserve">5.11A Fully Worked GATE Numericals (do these until they’re automatic)</w:t>
+      </w:r>
+    </w:p>
+    <w:p>
+      <w:pPr>
+        <w:pStyle w:val="FirstParagraph"/>
+      </w:pPr>
+      <w:r>
+        <w:t xml:space="preserve">This is the highest-yield section for SEBI/RBI/GATE. Everything above is theory;</w:t>
+      </w:r>
+      <w:r>
+        <w:t xml:space="preserve"> </w:t>
+      </w:r>
+      <w:r>
+        <w:t xml:space="preserve">here we grind the</w:t>
+      </w:r>
+      <w:r>
+        <w:t xml:space="preserve"> </w:t>
+      </w:r>
+      <w:r>
+        <w:rPr>
+          <w:b/>
+          <w:bCs/>
+        </w:rPr>
+        <w:t xml:space="preserve">exact keystrokes</w:t>
+      </w:r>
+      <w:r>
+        <w:t xml:space="preserve"> </w:t>
+      </w:r>
+      <w:r>
+        <w:t xml:space="preserve">of each computation. Cover the answer, redo</w:t>
+      </w:r>
+      <w:r>
+        <w:t xml:space="preserve"> </w:t>
+      </w:r>
+      <w:r>
+        <w:t xml:space="preserve">it, and check.</w:t>
+      </w:r>
+    </w:p>
+    <w:bookmarkStart w:id="55" w:name="a-closure-x-every-step-shown"/>
+    <w:p>
+      <w:pPr>
+        <w:pStyle w:val="Heading3"/>
+      </w:pPr>
+      <w:r>
+        <w:t xml:space="preserve">(a) Closure X⁺ — every step shown</w:t>
+      </w:r>
+    </w:p>
+    <w:p>
+      <w:pPr>
+        <w:pStyle w:val="BlockText"/>
+      </w:pPr>
+      <w:r>
+        <w:rPr>
+          <w:i/>
+          <w:iCs/>
+        </w:rPr>
+        <w:t xml:space="preserve">Given:</w:t>
+      </w:r>
+      <w:r>
+        <w:t xml:space="preserve"> </w:t>
+      </w:r>
+      <w:r>
+        <w:rPr>
+          <w:rStyle w:val="VerbatimChar"/>
+        </w:rPr>
+        <w:t xml:space="preserve">R(A,B,C,D,E,F)</w:t>
+      </w:r>
+      <w:r>
+        <w:t xml:space="preserve">,</w:t>
+      </w:r>
+      <w:r>
+        <w:t xml:space="preserve"> </w:t>
+      </w:r>
+      <w:r>
+        <w:rPr>
+          <w:rStyle w:val="VerbatimChar"/>
+        </w:rPr>
+        <w:t xml:space="preserve">F = { A→B, B→C, CD→E, A→D, E→F }</w:t>
+      </w:r>
+      <w:r>
+        <w:t xml:space="preserve">. Compute</w:t>
+      </w:r>
+      <w:r>
+        <w:t xml:space="preserve"> </w:t>
+      </w:r>
+      <w:r>
+        <w:rPr>
+          <w:rStyle w:val="VerbatimChar"/>
+        </w:rPr>
+        <w:t xml:space="preserve">A⁺</w:t>
+      </w:r>
+      <w:r>
+        <w:t xml:space="preserve">.</w:t>
+      </w:r>
+    </w:p>
+    <w:p>
+      <w:pPr>
+        <w:pStyle w:val="SourceCode"/>
+      </w:pPr>
+      <w:r>
+        <w:rPr>
+          <w:rStyle w:val="VerbatimChar"/>
+        </w:rPr>
+        <w:t xml:space="preserve">A⁺ = {A}                          start</w:t>
+      </w:r>
+      <w:r>
+        <w:br/>
+      </w:r>
+      <w:r>
+        <w:rPr>
+          <w:rStyle w:val="VerbatimChar"/>
+        </w:rPr>
+        <w:t xml:space="preserve">  A→B?  A⊆A⁺  → add B             A⁺ = {A,B}</w:t>
+      </w:r>
+      <w:r>
+        <w:br/>
+      </w:r>
+      <w:r>
+        <w:rPr>
+          <w:rStyle w:val="VerbatimChar"/>
+        </w:rPr>
+        <w:t xml:space="preserve">  A→D?  A⊆A⁺  → add D             A⁺ = {A,B,D}</w:t>
+      </w:r>
+      <w:r>
+        <w:br/>
+      </w:r>
+      <w:r>
+        <w:rPr>
+          <w:rStyle w:val="VerbatimChar"/>
+        </w:rPr>
+        <w:t xml:space="preserve">  B→C?  B⊆A⁺  → add C             A⁺ = {A,B,C,D}</w:t>
+      </w:r>
+      <w:r>
+        <w:br/>
+      </w:r>
+      <w:r>
+        <w:rPr>
+          <w:rStyle w:val="VerbatimChar"/>
+        </w:rPr>
+        <w:t xml:space="preserve">  CD→E? C,D⊆A⁺ → add E            A⁺ = {A,B,C,D,E}</w:t>
+      </w:r>
+      <w:r>
+        <w:br/>
+      </w:r>
+      <w:r>
+        <w:rPr>
+          <w:rStyle w:val="VerbatimChar"/>
+        </w:rPr>
+        <w:t xml:space="preserve">  E→F?  E⊆A⁺  → add F             A⁺ = {A,B,C,D,E,F}</w:t>
+      </w:r>
+      <w:r>
+        <w:br/>
+      </w:r>
+      <w:r>
+        <w:rPr>
+          <w:rStyle w:val="VerbatimChar"/>
+        </w:rPr>
+        <w:t xml:space="preserve">nothing left to add               A⁺ = {A,B,C,D,E,F} = ALL  ⟹ A is a SUPER KEY</w:t>
+      </w:r>
+    </w:p>
+    <w:p>
+      <w:pPr>
+        <w:pStyle w:val="BlockText"/>
+      </w:pPr>
+      <w:r>
+        <w:rPr>
+          <w:b/>
+          <w:bCs/>
+        </w:rPr>
+        <w:t xml:space="preserve">Reading the result:</w:t>
+      </w:r>
+      <w:r>
+        <w:t xml:space="preserve"> </w:t>
+      </w:r>
+      <w:r>
+        <w:t xml:space="preserve">since</w:t>
+      </w:r>
+      <w:r>
+        <w:t xml:space="preserve"> </w:t>
+      </w:r>
+      <w:r>
+        <w:rPr>
+          <w:rStyle w:val="VerbatimChar"/>
+        </w:rPr>
+        <w:t xml:space="preserve">A⁺</w:t>
+      </w:r>
+      <w:r>
+        <w:t xml:space="preserve"> </w:t>
+      </w:r>
+      <w:r>
+        <w:t xml:space="preserve">= all attributes,</w:t>
+      </w:r>
+      <w:r>
+        <w:t xml:space="preserve"> </w:t>
+      </w:r>
+      <w:r>
+        <w:rPr>
+          <w:rStyle w:val="VerbatimChar"/>
+        </w:rPr>
+        <w:t xml:space="preserve">A</w:t>
+      </w:r>
+      <w:r>
+        <w:t xml:space="preserve"> </w:t>
+      </w:r>
+      <w:r>
+        <w:t xml:space="preserve">alone determines</w:t>
+      </w:r>
+      <w:r>
+        <w:t xml:space="preserve"> </w:t>
+      </w:r>
+      <w:r>
+        <w:t xml:space="preserve">everything →</w:t>
+      </w:r>
+      <w:r>
+        <w:t xml:space="preserve"> </w:t>
+      </w:r>
+      <w:r>
+        <w:rPr>
+          <w:rStyle w:val="VerbatimChar"/>
+        </w:rPr>
+        <w:t xml:space="preserve">A</w:t>
+      </w:r>
+      <w:r>
+        <w:t xml:space="preserve"> </w:t>
+      </w:r>
+      <w:r>
+        <w:t xml:space="preserve">is a super key, and (being a single attribute) it is the</w:t>
+      </w:r>
+      <w:r>
+        <w:t xml:space="preserve"> </w:t>
+      </w:r>
+      <w:r>
+        <w:rPr>
+          <w:b/>
+          <w:bCs/>
+        </w:rPr>
+        <w:t xml:space="preserve">candidate key</w:t>
+      </w:r>
+      <w:r>
+        <w:t xml:space="preserve">. If we ask</w:t>
+      </w:r>
+      <w:r>
+        <w:t xml:space="preserve"> </w:t>
+      </w:r>
+      <w:r>
+        <w:t xml:space="preserve">“does</w:t>
+      </w:r>
+      <w:r>
+        <w:t xml:space="preserve"> </w:t>
+      </w:r>
+      <w:r>
+        <w:rPr>
+          <w:rStyle w:val="VerbatimChar"/>
+        </w:rPr>
+        <w:t xml:space="preserve">A → E</w:t>
+      </w:r>
+      <w:r>
+        <w:t xml:space="preserve"> </w:t>
+      </w:r>
+      <w:r>
+        <w:t xml:space="preserve">hold?”</w:t>
+      </w:r>
+      <w:r>
+        <w:t xml:space="preserve">, the answer is</w:t>
+      </w:r>
+      <w:r>
+        <w:t xml:space="preserve"> </w:t>
+      </w:r>
+      <w:r>
+        <w:rPr>
+          <w:b/>
+          <w:bCs/>
+        </w:rPr>
+        <w:t xml:space="preserve">yes</w:t>
+      </w:r>
+      <w:r>
+        <w:t xml:space="preserve"> </w:t>
+      </w:r>
+      <w:r>
+        <w:t xml:space="preserve">because</w:t>
+      </w:r>
+      <w:r>
+        <w:t xml:space="preserve"> </w:t>
+      </w:r>
+      <w:r>
+        <w:rPr>
+          <w:rStyle w:val="VerbatimChar"/>
+        </w:rPr>
+        <w:t xml:space="preserve">E ∈ A⁺</w:t>
+      </w:r>
+      <w:r>
+        <w:t xml:space="preserve">.</w:t>
+      </w:r>
+    </w:p>
+    <w:bookmarkEnd w:id="55"/>
+    <w:bookmarkStart w:id="56" w:name="Xfc64c48e7a9d4f3d3a93b4dc1974c5d385fb1f6"/>
+    <w:p>
+      <w:pPr>
+        <w:pStyle w:val="Heading3"/>
+      </w:pPr>
+      <w:r>
+        <w:t xml:space="preserve">(b) Finding ALL candidate keys — the LHS/RHS/BOTH classification</w:t>
+      </w:r>
+    </w:p>
+    <w:p>
+      <w:pPr>
+        <w:pStyle w:val="BlockText"/>
+      </w:pPr>
+      <w:r>
+        <w:rPr>
+          <w:i/>
+          <w:iCs/>
+        </w:rPr>
+        <w:t xml:space="preserve">Given:</w:t>
+      </w:r>
+      <w:r>
+        <w:t xml:space="preserve"> </w:t>
+      </w:r>
+      <w:r>
+        <w:rPr>
+          <w:rStyle w:val="VerbatimChar"/>
+        </w:rPr>
+        <w:t xml:space="preserve">R(A,B,C,D,E)</w:t>
+      </w:r>
+      <w:r>
+        <w:t xml:space="preserve">,</w:t>
+      </w:r>
+      <w:r>
+        <w:t xml:space="preserve"> </w:t>
+      </w:r>
+      <w:r>
+        <w:rPr>
+          <w:rStyle w:val="VerbatimChar"/>
+        </w:rPr>
+        <w:t xml:space="preserve">F = { AB→C, C→D, D→B, A→E }</w:t>
+      </w:r>
+      <w:r>
+        <w:t xml:space="preserve">. Find all candidate keys.</w:t>
+      </w:r>
+    </w:p>
+    <w:p>
+      <w:pPr>
+        <w:pStyle w:val="FirstParagraph"/>
+      </w:pPr>
+      <w:r>
+        <w:rPr>
+          <w:b/>
+          <w:bCs/>
+        </w:rPr>
+        <w:t xml:space="preserve">Step 1 — classify each attribute</w:t>
+      </w:r>
+      <w:r>
+        <w:t xml:space="preserve"> </w:t>
+      </w:r>
+      <w:r>
+        <w:t xml:space="preserve">by where it appears across the FDs:</w:t>
+      </w:r>
+    </w:p>
+    <w:p>
+      <w:pPr>
+        <w:pStyle w:val="SourceCode"/>
+      </w:pPr>
+      <w:r>
+        <w:rPr>
+          <w:rStyle w:val="VerbatimChar"/>
+        </w:rPr>
+        <w:t xml:space="preserve">attr | appears on LHS? | appears on RHS? | verdict</w:t>
+      </w:r>
+      <w:r>
+        <w:br/>
+      </w:r>
+      <w:r>
+        <w:rPr>
+          <w:rStyle w:val="VerbatimChar"/>
+        </w:rPr>
+        <w:t xml:space="preserve">-----+-----------------+-----------------+---------------------------</w:t>
+      </w:r>
+      <w:r>
+        <w:br/>
+      </w:r>
+      <w:r>
+        <w:rPr>
+          <w:rStyle w:val="VerbatimChar"/>
+        </w:rPr>
+        <w:t xml:space="preserve"> A   |      yes        |      no         | ESSENTIAL (only-LHS) → in EVERY key</w:t>
+      </w:r>
+      <w:r>
+        <w:br/>
+      </w:r>
+      <w:r>
+        <w:rPr>
+          <w:rStyle w:val="VerbatimChar"/>
+        </w:rPr>
+        <w:t xml:space="preserve"> B   |      yes        |     yes (D→B)   | middle</w:t>
+      </w:r>
+      <w:r>
+        <w:br/>
+      </w:r>
+      <w:r>
+        <w:rPr>
+          <w:rStyle w:val="VerbatimChar"/>
+        </w:rPr>
+        <w:t xml:space="preserve"> C   |      yes        |     yes (AB→C)  | middle</w:t>
+      </w:r>
+      <w:r>
+        <w:br/>
+      </w:r>
+      <w:r>
+        <w:rPr>
+          <w:rStyle w:val="VerbatimChar"/>
+        </w:rPr>
+        <w:t xml:space="preserve"> D   |      yes        |     yes (C→D)   | middle</w:t>
+      </w:r>
+      <w:r>
+        <w:br/>
+      </w:r>
+      <w:r>
+        <w:rPr>
+          <w:rStyle w:val="VerbatimChar"/>
+        </w:rPr>
+        <w:t xml:space="preserve"> E   |      no         |     yes (A→E)   | only-RHS → NEVER in any key</w:t>
+      </w:r>
+    </w:p>
+    <w:p>
+      <w:pPr>
+        <w:pStyle w:val="FirstParagraph"/>
+      </w:pPr>
+      <w:r>
+        <w:rPr>
+          <w:b/>
+          <w:bCs/>
+        </w:rPr>
+        <w:t xml:space="preserve">Step 2 — close the essential set</w:t>
+      </w:r>
+      <w:r>
+        <w:rPr>
+          <w:b/>
+          <w:bCs/>
+        </w:rPr>
+        <w:t xml:space="preserve"> </w:t>
+      </w:r>
+      <w:r>
+        <w:rPr>
+          <w:rStyle w:val="VerbatimChar"/>
+          <w:b/>
+          <w:bCs/>
+        </w:rPr>
+        <w:t xml:space="preserve">{A}</w:t>
+      </w:r>
+      <w:r>
+        <w:rPr>
+          <w:b/>
+          <w:bCs/>
+        </w:rPr>
+        <w:t xml:space="preserve">:</w:t>
+      </w:r>
+    </w:p>
+    <w:p>
+      <w:pPr>
+        <w:pStyle w:val="SourceCode"/>
+      </w:pPr>
+      <w:r>
+        <w:rPr>
+          <w:rStyle w:val="VerbatimChar"/>
+        </w:rPr>
+        <w:t xml:space="preserve">A⁺ = {A}; A→E → {A,E}.  AB→C needs B (∉); C→D needs C (∉); D→B needs D (∉).</w:t>
+      </w:r>
+      <w:r>
+        <w:br/>
+      </w:r>
+      <w:r>
+        <w:rPr>
+          <w:rStyle w:val="VerbatimChar"/>
+        </w:rPr>
+        <w:t xml:space="preserve">A⁺ = {A,E} ≠ ALL  → A alone is NOT a key. Must add a middle attribute.</w:t>
+      </w:r>
+    </w:p>
+    <w:p>
+      <w:pPr>
+        <w:pStyle w:val="FirstParagraph"/>
+      </w:pPr>
+      <w:r>
+        <w:rPr>
+          <w:b/>
+          <w:bCs/>
+        </w:rPr>
+        <w:t xml:space="preserve">Step 3 — add middle attributes minimally</w:t>
+      </w:r>
+      <w:r>
+        <w:t xml:space="preserve"> </w:t>
+      </w:r>
+      <w:r>
+        <w:t xml:space="preserve">(try</w:t>
+      </w:r>
+      <w:r>
+        <w:t xml:space="preserve"> </w:t>
+      </w:r>
+      <w:r>
+        <w:rPr>
+          <w:rStyle w:val="VerbatimChar"/>
+        </w:rPr>
+        <w:t xml:space="preserve">A</w:t>
+      </w:r>
+      <w:r>
+        <w:t xml:space="preserve"> </w:t>
+      </w:r>
+      <w:r>
+        <w:t xml:space="preserve">+ one of B/C/D):</w:t>
+      </w:r>
+    </w:p>
+    <w:p>
+      <w:pPr>
+        <w:pStyle w:val="SourceCode"/>
+      </w:pPr>
+      <w:r>
+        <w:rPr>
+          <w:rStyle w:val="VerbatimChar"/>
+        </w:rPr>
+        <w:t xml:space="preserve">(A,B)⁺: A,B,E then AB→C→C then C→D→D → {A,B,C,D,E} = ALL  ✓ candidate key</w:t>
+      </w:r>
+      <w:r>
+        <w:br/>
+      </w:r>
+      <w:r>
+        <w:rPr>
+          <w:rStyle w:val="VerbatimChar"/>
+        </w:rPr>
+        <w:t xml:space="preserve">(A,C)⁺: A,C,E then C→D→D then D→B→B then AB→C(have) → {A,B,C,D,E} = ALL  ✓ candidate key</w:t>
+      </w:r>
+      <w:r>
+        <w:br/>
+      </w:r>
+      <w:r>
+        <w:rPr>
+          <w:rStyle w:val="VerbatimChar"/>
+        </w:rPr>
+        <w:t xml:space="preserve">(A,D)⁺: A,D,E then D→B→B then AB→C→C → {A,B,C,D,E} = ALL  ✓ candidate key</w:t>
+      </w:r>
+    </w:p>
+    <w:p>
+      <w:pPr>
+        <w:pStyle w:val="FirstParagraph"/>
+      </w:pPr>
+      <w:r>
+        <w:t xml:space="preserve">Each is</w:t>
+      </w:r>
+      <w:r>
+        <w:t xml:space="preserve"> </w:t>
+      </w:r>
+      <w:r>
+        <w:rPr>
+          <w:b/>
+          <w:bCs/>
+        </w:rPr>
+        <w:t xml:space="preserve">minimal</w:t>
+      </w:r>
+      <w:r>
+        <w:t xml:space="preserve"> </w:t>
+      </w:r>
+      <w:r>
+        <w:t xml:space="preserve">(A alone failed, and A is mandatory). No need to test triples —</w:t>
+      </w:r>
+      <w:r>
+        <w:t xml:space="preserve"> </w:t>
+      </w:r>
+      <w:r>
+        <w:t xml:space="preserve">supersets of these are super keys, not candidate keys.</w:t>
+      </w:r>
+    </w:p>
+    <w:p>
+      <w:pPr>
+        <w:pStyle w:val="BlockText"/>
+      </w:pPr>
+      <w:r>
+        <w:rPr>
+          <w:b/>
+          <w:bCs/>
+        </w:rPr>
+        <w:t xml:space="preserve">Answer: candidate keys = {A,B}, {A,C}, {A,D}.</w:t>
+      </w:r>
+      <w:r>
+        <w:t xml:space="preserve"> </w:t>
+      </w:r>
+      <w:r>
+        <w:rPr>
+          <w:b/>
+          <w:bCs/>
+        </w:rPr>
+        <w:t xml:space="preserve">Prime attributes</w:t>
+      </w:r>
+      <w:r>
+        <w:t xml:space="preserve"> </w:t>
+      </w:r>
+      <w:r>
+        <w:t xml:space="preserve">= union of all candidate keys =</w:t>
+      </w:r>
+      <w:r>
+        <w:t xml:space="preserve"> </w:t>
+      </w:r>
+      <w:r>
+        <w:rPr>
+          <w:b/>
+          <w:bCs/>
+        </w:rPr>
+        <w:t xml:space="preserve">{A,B,C,D}</w:t>
+      </w:r>
+      <w:r>
+        <w:t xml:space="preserve">;</w:t>
+      </w:r>
+      <w:r>
+        <w:t xml:space="preserve"> </w:t>
+      </w:r>
+      <w:r>
+        <w:rPr>
+          <w:b/>
+          <w:bCs/>
+        </w:rPr>
+        <w:t xml:space="preserve">non-prime</w:t>
+      </w:r>
+      <w:r>
+        <w:t xml:space="preserve"> </w:t>
+      </w:r>
+      <w:r>
+        <w:t xml:space="preserve">=</w:t>
+      </w:r>
+      <w:r>
+        <w:t xml:space="preserve"> </w:t>
+      </w:r>
+      <w:r>
+        <w:rPr>
+          <w:b/>
+          <w:bCs/>
+        </w:rPr>
+        <w:t xml:space="preserve">{E}</w:t>
+      </w:r>
+      <w:r>
+        <w:t xml:space="preserve">.</w:t>
+      </w:r>
+    </w:p>
+    <w:bookmarkEnd w:id="56"/>
+    <w:bookmarkStart w:id="57" w:name="X5cefbbff4c63cfe55f66acc2f31d245c9c99b9a"/>
+    <w:p>
+      <w:pPr>
+        <w:pStyle w:val="Heading3"/>
+      </w:pPr>
+      <w:r>
+        <w:t xml:space="preserve">(c) Minimal (canonical) cover — all three passes worked</w:t>
+      </w:r>
+    </w:p>
+    <w:p>
+      <w:pPr>
+        <w:pStyle w:val="BlockText"/>
+      </w:pPr>
+      <w:r>
+        <w:rPr>
+          <w:i/>
+          <w:iCs/>
+        </w:rPr>
+        <w:t xml:space="preserve">Given:</w:t>
+      </w:r>
+      <w:r>
+        <w:t xml:space="preserve"> </w:t>
+      </w:r>
+      <w:r>
+        <w:rPr>
+          <w:rStyle w:val="VerbatimChar"/>
+        </w:rPr>
+        <w:t xml:space="preserve">F = { A→BC, B→C, AB→C, A→B }</w:t>
+      </w:r>
+      <w:r>
+        <w:t xml:space="preserve">. Find a minimal cover.</w:t>
+      </w:r>
+    </w:p>
+    <w:p>
+      <w:pPr>
+        <w:pStyle w:val="FirstParagraph"/>
+      </w:pPr>
+      <w:r>
+        <w:rPr>
+          <w:b/>
+          <w:bCs/>
+        </w:rPr>
+        <w:t xml:space="preserve">Pass 1 — singleton RHS</w:t>
+      </w:r>
+      <w:r>
+        <w:t xml:space="preserve"> </w:t>
+      </w:r>
+      <w:r>
+        <w:t xml:space="preserve">(split multi-attribute right sides):</w:t>
+      </w:r>
+    </w:p>
+    <w:p>
+      <w:pPr>
+        <w:pStyle w:val="SourceCode"/>
+      </w:pPr>
+      <w:r>
+        <w:rPr>
+          <w:rStyle w:val="VerbatimChar"/>
+        </w:rPr>
+        <w:t xml:space="preserve">A→BC  ⟹  A→B , A→C</w:t>
+      </w:r>
+      <w:r>
+        <w:br/>
+      </w:r>
+      <w:r>
+        <w:rPr>
+          <w:rStyle w:val="VerbatimChar"/>
+        </w:rPr>
+        <w:t xml:space="preserve">Now F = { A→B, A→C, B→C, AB→C, A→B }   (A→B appears twice — keep the set)</w:t>
+      </w:r>
+      <w:r>
+        <w:br/>
+      </w:r>
+      <w:r>
+        <w:rPr>
+          <w:rStyle w:val="VerbatimChar"/>
+        </w:rPr>
+        <w:t xml:space="preserve">Working set: { A→B, A→C, B→C, AB→C }</w:t>
+      </w:r>
+    </w:p>
+    <w:p>
+      <w:pPr>
+        <w:pStyle w:val="FirstParagraph"/>
+      </w:pPr>
+      <w:r>
+        <w:rPr>
+          <w:b/>
+          <w:bCs/>
+        </w:rPr>
+        <w:t xml:space="preserve">Pass 2 — remove extraneous LHS attributes</w:t>
+      </w:r>
+      <w:r>
+        <w:t xml:space="preserve"> </w:t>
+      </w:r>
+      <w:r>
+        <w:t xml:space="preserve">(only FDs with composite LHS:</w:t>
+      </w:r>
+      <w:r>
+        <w:t xml:space="preserve"> </w:t>
+      </w:r>
+      <w:r>
+        <w:rPr>
+          <w:rStyle w:val="VerbatimChar"/>
+        </w:rPr>
+        <w:t xml:space="preserve">AB→C</w:t>
+      </w:r>
+      <w:r>
+        <w:t xml:space="preserve">):</w:t>
+      </w:r>
+    </w:p>
+    <w:p>
+      <w:pPr>
+        <w:pStyle w:val="SourceCode"/>
+      </w:pPr>
+      <w:r>
+        <w:rPr>
+          <w:rStyle w:val="VerbatimChar"/>
+        </w:rPr>
+        <w:t xml:space="preserve">Is A extraneous in AB→C?  compute B⁺ under current set = {B,C}. C ∈ B⁺ → YES, A extraneous.</w:t>
+      </w:r>
+      <w:r>
+        <w:br/>
+      </w:r>
+      <w:r>
+        <w:rPr>
+          <w:rStyle w:val="VerbatimChar"/>
+        </w:rPr>
+        <w:t xml:space="preserve">  ⟹ AB→C becomes B→C  (already present) → drop the duplicate.</w:t>
+      </w:r>
+      <w:r>
+        <w:br/>
+      </w:r>
+      <w:r>
+        <w:rPr>
+          <w:rStyle w:val="VerbatimChar"/>
+        </w:rPr>
+        <w:t xml:space="preserve">Working set: { A→B, A→C, B→C }</w:t>
+      </w:r>
+    </w:p>
+    <w:p>
+      <w:pPr>
+        <w:pStyle w:val="FirstParagraph"/>
+      </w:pPr>
+      <w:r>
+        <w:rPr>
+          <w:b/>
+          <w:bCs/>
+        </w:rPr>
+        <w:t xml:space="preserve">Pass 3 — remove redundant FDs</w:t>
+      </w:r>
+      <w:r>
+        <w:t xml:space="preserve"> </w:t>
+      </w:r>
+      <w:r>
+        <w:t xml:space="preserve">(drop each FD, test if still derivable):</w:t>
+      </w:r>
+    </w:p>
+    <w:p>
+      <w:pPr>
+        <w:pStyle w:val="SourceCode"/>
+      </w:pPr>
+      <w:r>
+        <w:rPr>
+          <w:rStyle w:val="VerbatimChar"/>
+        </w:rPr>
+        <w:t xml:space="preserve">Remove A→C. Under { A→B, B→C }:  A⁺ = {A,B,C} ⊇ {C}. So A→C is REDUNDANT → drop it.</w:t>
+      </w:r>
+      <w:r>
+        <w:br/>
+      </w:r>
+      <w:r>
+        <w:rPr>
+          <w:rStyle w:val="VerbatimChar"/>
+        </w:rPr>
+        <w:t xml:space="preserve">Remove A→B. Under { B→C }:       A⁺ = {A}. B ∉ A⁺ → NOT redundant → keep.</w:t>
+      </w:r>
+      <w:r>
+        <w:br/>
+      </w:r>
+      <w:r>
+        <w:rPr>
+          <w:rStyle w:val="VerbatimChar"/>
+        </w:rPr>
+        <w:t xml:space="preserve">Remove B→C. Under { A→B }:       B⁺ = {B}. C ∉ B⁺ → NOT redundant → keep.</w:t>
+      </w:r>
+    </w:p>
+    <w:p>
+      <w:pPr>
+        <w:pStyle w:val="BlockText"/>
+      </w:pPr>
+      <w:r>
+        <w:rPr>
+          <w:b/>
+          <w:bCs/>
+        </w:rPr>
+        <w:t xml:space="preserve">Answer: minimal cover = { A→B, B→C }.</w:t>
+      </w:r>
+      <w:r>
+        <w:t xml:space="preserve"> </w:t>
+      </w:r>
+      <w:r>
+        <w:t xml:space="preserve">(Process order matters — a different</w:t>
+      </w:r>
+      <w:r>
+        <w:t xml:space="preserve"> </w:t>
+      </w:r>
+      <w:r>
+        <w:t xml:space="preserve">order can give a different but equivalent minimal cover.)</w:t>
+      </w:r>
+    </w:p>
+    <w:bookmarkEnd w:id="57"/>
+    <w:bookmarkStart w:id="58" w:name="X8beb9431d9dcf852c5f599fc0d4e100908b69dc"/>
+    <w:p>
+      <w:pPr>
+        <w:pStyle w:val="Heading3"/>
+      </w:pPr>
+      <w:r>
+        <w:t xml:space="preserve">(d) Lossless-join check — the tableau (matrix / chase) method, 3 tables</w:t>
+      </w:r>
+    </w:p>
+    <w:p>
+      <w:pPr>
+        <w:pStyle w:val="FirstParagraph"/>
+      </w:pPr>
+      <w:r>
+        <w:t xml:space="preserve">The two-table rule (</w:t>
+      </w:r>
+      <w:r>
+        <w:rPr>
+          <w:rStyle w:val="VerbatimChar"/>
+        </w:rPr>
+        <w:t xml:space="preserve">R1∩R2</w:t>
+      </w:r>
+      <w:r>
+        <w:t xml:space="preserve"> </w:t>
+      </w:r>
+      <w:r>
+        <w:t xml:space="preserve">is a key of a piece) can’t handle 3+ pieces. Use the</w:t>
+      </w:r>
+      <w:r>
+        <w:t xml:space="preserve"> </w:t>
+      </w:r>
+      <w:r>
+        <w:rPr>
+          <w:b/>
+          <w:bCs/>
+        </w:rPr>
+        <w:t xml:space="preserve">tableau</w:t>
+      </w:r>
+      <w:r>
+        <w:t xml:space="preserve">. Rows = decomposed tables, columns = all attributes. Put</w:t>
+      </w:r>
+      <w:r>
+        <w:t xml:space="preserve"> </w:t>
+      </w:r>
+      <w:r>
+        <w:rPr>
+          <w:rStyle w:val="VerbatimChar"/>
+        </w:rPr>
+        <w:t xml:space="preserve">aⱼ</w:t>
+      </w:r>
+      <w:r>
+        <w:t xml:space="preserve"> </w:t>
+      </w:r>
+      <w:r>
+        <w:t xml:space="preserve">(distinguished) where the table has that attribute,</w:t>
+      </w:r>
+      <w:r>
+        <w:t xml:space="preserve"> </w:t>
+      </w:r>
+      <w:r>
+        <w:rPr>
+          <w:rStyle w:val="VerbatimChar"/>
+        </w:rPr>
+        <w:t xml:space="preserve">bᵢⱼ</w:t>
+      </w:r>
+      <w:r>
+        <w:t xml:space="preserve"> </w:t>
+      </w:r>
+      <w:r>
+        <w:t xml:space="preserve">(non-distinguished)</w:t>
+      </w:r>
+      <w:r>
+        <w:t xml:space="preserve"> </w:t>
+      </w:r>
+      <w:r>
+        <w:t xml:space="preserve">elsewhere. Then apply FDs: whenever two rows agree on the LHS, equate their RHS</w:t>
+      </w:r>
+      <w:r>
+        <w:t xml:space="preserve"> </w:t>
+      </w:r>
+      <w:r>
+        <w:t xml:space="preserve">symbols (prefer an</w:t>
+      </w:r>
+      <w:r>
+        <w:t xml:space="preserve"> </w:t>
+      </w:r>
+      <w:r>
+        <w:rPr>
+          <w:rStyle w:val="VerbatimChar"/>
+        </w:rPr>
+        <w:t xml:space="preserve">a</w:t>
+      </w:r>
+      <w:r>
+        <w:t xml:space="preserve">).</w:t>
+      </w:r>
+      <w:r>
+        <w:t xml:space="preserve"> </w:t>
+      </w:r>
+      <w:r>
+        <w:rPr>
+          <w:b/>
+          <w:bCs/>
+        </w:rPr>
+        <w:t xml:space="preserve">Lossless iff some row becomes all-</w:t>
+      </w:r>
+      <w:r>
+        <w:rPr>
+          <w:rStyle w:val="VerbatimChar"/>
+          <w:b/>
+          <w:bCs/>
+        </w:rPr>
+        <w:t xml:space="preserve">a</w:t>
+      </w:r>
+      <w:r>
+        <w:rPr>
+          <w:b/>
+          <w:bCs/>
+        </w:rPr>
+        <w:t xml:space="preserve">.</w:t>
+      </w:r>
+    </w:p>
+    <w:p>
+      <w:pPr>
+        <w:pStyle w:val="BlockText"/>
+      </w:pPr>
+      <w:r>
+        <w:rPr>
+          <w:i/>
+          <w:iCs/>
+        </w:rPr>
+        <w:t xml:space="preserve">Given:</w:t>
+      </w:r>
+      <w:r>
+        <w:t xml:space="preserve"> </w:t>
+      </w:r>
+      <w:r>
+        <w:rPr>
+          <w:rStyle w:val="VerbatimChar"/>
+        </w:rPr>
+        <w:t xml:space="preserve">R(A,B,C,D,E)</w:t>
+      </w:r>
+      <w:r>
+        <w:t xml:space="preserve">, decomposition</w:t>
+      </w:r>
+      <w:r>
+        <w:t xml:space="preserve"> </w:t>
+      </w:r>
+      <w:r>
+        <w:rPr>
+          <w:rStyle w:val="VerbatimChar"/>
+        </w:rPr>
+        <w:t xml:space="preserve">R1(A,B)</w:t>
+      </w:r>
+      <w:r>
+        <w:t xml:space="preserve">,</w:t>
+      </w:r>
+      <w:r>
+        <w:t xml:space="preserve"> </w:t>
+      </w:r>
+      <w:r>
+        <w:rPr>
+          <w:rStyle w:val="VerbatimChar"/>
+        </w:rPr>
+        <w:t xml:space="preserve">R2(B,C,D)</w:t>
+      </w:r>
+      <w:r>
+        <w:t xml:space="preserve">,</w:t>
+      </w:r>
+      <w:r>
+        <w:t xml:space="preserve"> </w:t>
+      </w:r>
+      <w:r>
+        <w:rPr>
+          <w:rStyle w:val="VerbatimChar"/>
+        </w:rPr>
+        <w:t xml:space="preserve">R3(D,E)</w:t>
+      </w:r>
+      <w:r>
+        <w:t xml:space="preserve">;</w:t>
+      </w:r>
+      <w:r>
+        <w:t xml:space="preserve"> </w:t>
+      </w:r>
+      <w:r>
+        <w:rPr>
+          <w:rStyle w:val="VerbatimChar"/>
+        </w:rPr>
+        <w:t xml:space="preserve">F = { A→BC, C→D, D→E }</w:t>
+      </w:r>
+      <w:r>
+        <w:t xml:space="preserve">.</w:t>
+      </w:r>
+    </w:p>
+    <w:p>
+      <w:pPr>
+        <w:pStyle w:val="FirstParagraph"/>
+      </w:pPr>
+      <w:r>
+        <w:rPr>
+          <w:b/>
+          <w:bCs/>
+        </w:rPr>
+        <w:t xml:space="preserve">Initial tableau:</w:t>
+      </w:r>
+    </w:p>
+    <w:p>
+      <w:pPr>
+        <w:pStyle w:val="SourceCode"/>
+      </w:pPr>
+      <w:r>
+        <w:rPr>
+          <w:rStyle w:val="VerbatimChar"/>
+        </w:rPr>
+        <w:t xml:space="preserve">        A     B     C     D     E</w:t>
+      </w:r>
+      <w:r>
+        <w:br/>
+      </w:r>
+      <w:r>
+        <w:rPr>
+          <w:rStyle w:val="VerbatimChar"/>
+        </w:rPr>
+        <w:t xml:space="preserve">R1(AB)  a1    a2    b13   b14   b15</w:t>
+      </w:r>
+      <w:r>
+        <w:br/>
+      </w:r>
+      <w:r>
+        <w:rPr>
+          <w:rStyle w:val="VerbatimChar"/>
+        </w:rPr>
+        <w:t xml:space="preserve">R2(BCD) b21   a2    a3    a4    b25</w:t>
+      </w:r>
+      <w:r>
+        <w:br/>
+      </w:r>
+      <w:r>
+        <w:rPr>
+          <w:rStyle w:val="VerbatimChar"/>
+        </w:rPr>
+        <w:t xml:space="preserve">R3(DE)  b31   b32   b33   a4    a5</w:t>
+      </w:r>
+    </w:p>
+    <w:p>
+      <w:pPr>
+        <w:pStyle w:val="FirstParagraph"/>
+      </w:pPr>
+      <w:r>
+        <w:rPr>
+          <w:b/>
+          <w:bCs/>
+        </w:rPr>
+        <w:t xml:space="preserve">Apply FDs (equate RHS where LHS matches):</w:t>
+      </w:r>
+    </w:p>
+    <w:p>
+      <w:pPr>
+        <w:pStyle w:val="SourceCode"/>
+      </w:pPr>
+      <w:r>
+        <w:rPr>
+          <w:rStyle w:val="VerbatimChar"/>
+        </w:rPr>
+        <w:t xml:space="preserve">C→D: rows R2,R3? they must agree on C first — only R2 has a3, R3 has b33 → no match yet.</w:t>
+      </w:r>
+      <w:r>
+        <w:br/>
+      </w:r>
+      <w:r>
+        <w:rPr>
+          <w:rStyle w:val="VerbatimChar"/>
+        </w:rPr>
+        <w:t xml:space="preserve">D→E: R2 and R3 agree on D (both a4) → equate E: R2's b25 := a5 (take the 'a').</w:t>
+      </w:r>
+      <w:r>
+        <w:br/>
+      </w:r>
+      <w:r>
+        <w:rPr>
+          <w:rStyle w:val="VerbatimChar"/>
+        </w:rPr>
+        <w:t xml:space="preserve">       R2 row: b21  a2  a3  a4  a5</w:t>
+      </w:r>
+      <w:r>
+        <w:br/>
+      </w:r>
+      <w:r>
+        <w:rPr>
+          <w:rStyle w:val="VerbatimChar"/>
+        </w:rPr>
+        <w:t xml:space="preserve">C→D:  (no two rows share the same C symbol) → no change.</w:t>
+      </w:r>
+      <w:r>
+        <w:br/>
+      </w:r>
+      <w:r>
+        <w:rPr>
+          <w:rStyle w:val="VerbatimChar"/>
+        </w:rPr>
+        <w:t xml:space="preserve">A→BC: (only R1 has a1 for A) → no change.</w:t>
+      </w:r>
+    </w:p>
+    <w:p>
+      <w:pPr>
+        <w:pStyle w:val="FirstParagraph"/>
+      </w:pPr>
+      <w:r>
+        <w:t xml:space="preserve">Recheck: does any row have all</w:t>
+      </w:r>
+      <w:r>
+        <w:t xml:space="preserve"> </w:t>
+      </w:r>
+      <w:r>
+        <w:rPr>
+          <w:rStyle w:val="VerbatimChar"/>
+        </w:rPr>
+        <w:t xml:space="preserve">a</w:t>
+      </w:r>
+      <w:r>
+        <w:t xml:space="preserve">’s? Not yet. But note</w:t>
+      </w:r>
+      <w:r>
+        <w:t xml:space="preserve"> </w:t>
+      </w:r>
+      <w:r>
+        <w:rPr>
+          <w:b/>
+          <w:bCs/>
+        </w:rPr>
+        <w:t xml:space="preserve">this particular</w:t>
+      </w:r>
+      <w:r>
+        <w:rPr>
+          <w:b/>
+          <w:bCs/>
+        </w:rPr>
+        <w:t xml:space="preserve"> </w:t>
+      </w:r>
+      <w:r>
+        <w:rPr>
+          <w:b/>
+          <w:bCs/>
+        </w:rPr>
+        <w:t xml:space="preserve">decomposition is lossy</w:t>
+      </w:r>
+      <w:r>
+        <w:t xml:space="preserve"> </w:t>
+      </w:r>
+      <w:r>
+        <w:t xml:space="preserve">— no row reaches all-</w:t>
+      </w:r>
+      <w:r>
+        <w:rPr>
+          <w:rStyle w:val="VerbatimChar"/>
+        </w:rPr>
+        <w:t xml:space="preserve">a</w:t>
+      </w:r>
+      <w:r>
+        <w:t xml:space="preserve">, and there is no way to recover</w:t>
+      </w:r>
+      <w:r>
+        <w:t xml:space="preserve"> </w:t>
+      </w:r>
+      <w:r>
+        <w:rPr>
+          <w:rStyle w:val="VerbatimChar"/>
+        </w:rPr>
+        <w:t xml:space="preserve">A</w:t>
+      </w:r>
+      <w:r>
+        <w:t xml:space="preserve"> </w:t>
+      </w:r>
+      <w:r>
+        <w:t xml:space="preserve">into R2/R3 (A only appears in R1, and nothing determines A).</w:t>
+      </w:r>
+    </w:p>
+    <w:p>
+      <w:pPr>
+        <w:pStyle w:val="BlockText"/>
+      </w:pPr>
+      <w:r>
+        <w:rPr>
+          <w:b/>
+          <w:bCs/>
+        </w:rPr>
+        <w:t xml:space="preserve">Contrast — a lossless case:</w:t>
+      </w:r>
+      <w:r>
+        <w:t xml:space="preserve"> </w:t>
+      </w:r>
+      <w:r>
+        <w:t xml:space="preserve">decompose the same R as</w:t>
+      </w:r>
+      <w:r>
+        <w:t xml:space="preserve"> </w:t>
+      </w:r>
+      <w:r>
+        <w:rPr>
+          <w:rStyle w:val="VerbatimChar"/>
+        </w:rPr>
+        <w:t xml:space="preserve">R1(A,B,C)</w:t>
+      </w:r>
+      <w:r>
+        <w:t xml:space="preserve">,</w:t>
+      </w:r>
+      <w:r>
+        <w:t xml:space="preserve"> </w:t>
+      </w:r>
+      <w:r>
+        <w:rPr>
+          <w:rStyle w:val="VerbatimChar"/>
+        </w:rPr>
+        <w:t xml:space="preserve">R2(C,D)</w:t>
+      </w:r>
+      <w:r>
+        <w:t xml:space="preserve">,</w:t>
+      </w:r>
+      <w:r>
+        <w:t xml:space="preserve"> </w:t>
+      </w:r>
+      <w:r>
+        <w:rPr>
+          <w:rStyle w:val="VerbatimChar"/>
+        </w:rPr>
+        <w:t xml:space="preserve">R3(D,E)</w:t>
+      </w:r>
+      <w:r>
+        <w:t xml:space="preserve">.</w:t>
+      </w:r>
+      <w:r>
+        <w:t xml:space="preserve"> </w:t>
+      </w:r>
+      <w:r>
+        <w:rPr>
+          <w:rStyle w:val="VerbatimChar"/>
+        </w:rPr>
+        <w:t xml:space="preserve">R1∩R2 = C</w:t>
+      </w:r>
+      <w:r>
+        <w:t xml:space="preserve">, and</w:t>
+      </w:r>
+      <w:r>
+        <w:t xml:space="preserve"> </w:t>
+      </w:r>
+      <w:r>
+        <w:rPr>
+          <w:rStyle w:val="VerbatimChar"/>
+        </w:rPr>
+        <w:t xml:space="preserve">C→D</w:t>
+      </w:r>
+      <w:r>
+        <w:t xml:space="preserve"> </w:t>
+      </w:r>
+      <w:r>
+        <w:t xml:space="preserve">makes C a key of R2;</w:t>
+      </w:r>
+      <w:r>
+        <w:t xml:space="preserve"> </w:t>
+      </w:r>
+      <w:r>
+        <w:rPr>
+          <w:rStyle w:val="VerbatimChar"/>
+        </w:rPr>
+        <w:t xml:space="preserve">R2∩R3 = D</w:t>
+      </w:r>
+      <w:r>
+        <w:t xml:space="preserve">, and</w:t>
+      </w:r>
+      <w:r>
+        <w:t xml:space="preserve"> </w:t>
+      </w:r>
+      <w:r>
+        <w:rPr>
+          <w:rStyle w:val="VerbatimChar"/>
+        </w:rPr>
+        <w:t xml:space="preserve">D→E</w:t>
+      </w:r>
+      <w:r>
+        <w:t xml:space="preserve"> </w:t>
+      </w:r>
+      <w:r>
+        <w:t xml:space="preserve">makes D a key of R3;</w:t>
+      </w:r>
+      <w:r>
+        <w:t xml:space="preserve"> </w:t>
+      </w:r>
+      <w:r>
+        <w:rPr>
+          <w:rStyle w:val="VerbatimChar"/>
+        </w:rPr>
+        <w:t xml:space="preserve">A→BC</w:t>
+      </w:r>
+      <w:r>
+        <w:t xml:space="preserve"> </w:t>
+      </w:r>
+      <w:r>
+        <w:t xml:space="preserve">makes A a key of R1. Rejoining pairwise on a key each</w:t>
+      </w:r>
+      <w:r>
+        <w:t xml:space="preserve"> </w:t>
+      </w:r>
+      <w:r>
+        <w:t xml:space="preserve">time is lossless at every step →</w:t>
+      </w:r>
+      <w:r>
+        <w:t xml:space="preserve"> </w:t>
+      </w:r>
+      <w:r>
+        <w:rPr>
+          <w:b/>
+          <w:bCs/>
+        </w:rPr>
+        <w:t xml:space="preserve">lossless overall.</w:t>
+      </w:r>
+      <w:r>
+        <w:t xml:space="preserve"> </w:t>
+      </w:r>
+      <w:r>
+        <w:t xml:space="preserve">(In the tableau, row R1</w:t>
+      </w:r>
+      <w:r>
+        <w:t xml:space="preserve"> </w:t>
+      </w:r>
+      <w:r>
+        <w:t xml:space="preserve">would fill to all-</w:t>
+      </w:r>
+      <w:r>
+        <w:rPr>
+          <w:rStyle w:val="VerbatimChar"/>
+        </w:rPr>
+        <w:t xml:space="preserve">a</w:t>
+      </w:r>
+      <w:r>
+        <w:t xml:space="preserve">.)</w:t>
+      </w:r>
+    </w:p>
+    <w:p>
+      <w:pPr>
+        <w:pStyle w:val="BlockText"/>
+      </w:pPr>
+      <w:r>
+        <w:rPr>
+          <w:b/>
+          <w:bCs/>
+        </w:rPr>
+        <w:t xml:space="preserve">Fast two-table reflex (use whenever there are exactly 2 pieces):</w:t>
+      </w:r>
+      <w:r>
+        <w:t xml:space="preserve"> </w:t>
+      </w:r>
+      <w:r>
+        <w:rPr>
+          <w:rStyle w:val="VerbatimChar"/>
+        </w:rPr>
+        <w:t xml:space="preserve">R(A,B,C)</w:t>
+      </w:r>
+      <w:r>
+        <w:t xml:space="preserve"> </w:t>
+      </w:r>
+      <w:r>
+        <w:t xml:space="preserve">→</w:t>
+      </w:r>
+      <w:r>
+        <w:t xml:space="preserve"> </w:t>
+      </w:r>
+      <w:r>
+        <w:rPr>
+          <w:rStyle w:val="VerbatimChar"/>
+        </w:rPr>
+        <w:t xml:space="preserve">R1(A,B), R2(A,C)</w:t>
+      </w:r>
+      <w:r>
+        <w:t xml:space="preserve">. Common attr =</w:t>
+      </w:r>
+      <w:r>
+        <w:t xml:space="preserve"> </w:t>
+      </w:r>
+      <w:r>
+        <w:rPr>
+          <w:rStyle w:val="VerbatimChar"/>
+        </w:rPr>
+        <w:t xml:space="preserve">A</w:t>
+      </w:r>
+      <w:r>
+        <w:t xml:space="preserve">. If</w:t>
+      </w:r>
+      <w:r>
+        <w:t xml:space="preserve"> </w:t>
+      </w:r>
+      <w:r>
+        <w:rPr>
+          <w:rStyle w:val="VerbatimChar"/>
+        </w:rPr>
+        <w:t xml:space="preserve">A→BC</w:t>
+      </w:r>
+      <w:r>
+        <w:t xml:space="preserve"> </w:t>
+      </w:r>
+      <w:r>
+        <w:t xml:space="preserve">(so</w:t>
+      </w:r>
+      <w:r>
+        <w:t xml:space="preserve"> </w:t>
+      </w:r>
+      <w:r>
+        <w:rPr>
+          <w:rStyle w:val="VerbatimChar"/>
+        </w:rPr>
+        <w:t xml:space="preserve">A</w:t>
+      </w:r>
+      <w:r>
+        <w:t xml:space="preserve"> </w:t>
+      </w:r>
+      <w:r>
+        <w:t xml:space="preserve">is a key), then</w:t>
+      </w:r>
+      <w:r>
+        <w:t xml:space="preserve"> </w:t>
+      </w:r>
+      <w:r>
+        <w:rPr>
+          <w:rStyle w:val="VerbatimChar"/>
+        </w:rPr>
+        <w:t xml:space="preserve">(R1∩R2)→R1</w:t>
+      </w:r>
+      <w:r>
+        <w:t xml:space="preserve"> </w:t>
+      </w:r>
+      <w:r>
+        <w:t xml:space="preserve">holds →</w:t>
+      </w:r>
+      <w:r>
+        <w:t xml:space="preserve"> </w:t>
+      </w:r>
+      <w:r>
+        <w:rPr>
+          <w:b/>
+          <w:bCs/>
+        </w:rPr>
+        <w:t xml:space="preserve">lossless</w:t>
+      </w:r>
+      <w:r>
+        <w:t xml:space="preserve">. If instead only</w:t>
+      </w:r>
+      <w:r>
+        <w:t xml:space="preserve"> </w:t>
+      </w:r>
+      <w:r>
+        <w:rPr>
+          <w:rStyle w:val="VerbatimChar"/>
+        </w:rPr>
+        <w:t xml:space="preserve">B→C</w:t>
+      </w:r>
+      <w:r>
+        <w:t xml:space="preserve">, common attr</w:t>
+      </w:r>
+      <w:r>
+        <w:t xml:space="preserve"> </w:t>
+      </w:r>
+      <w:r>
+        <w:rPr>
+          <w:rStyle w:val="VerbatimChar"/>
+        </w:rPr>
+        <w:t xml:space="preserve">A</w:t>
+      </w:r>
+      <w:r>
+        <w:t xml:space="preserve"> </w:t>
+      </w:r>
+      <w:r>
+        <w:t xml:space="preserve">determines neither whole piece →</w:t>
+      </w:r>
+      <w:r>
+        <w:t xml:space="preserve"> </w:t>
+      </w:r>
+      <w:r>
+        <w:rPr>
+          <w:b/>
+          <w:bCs/>
+        </w:rPr>
+        <w:t xml:space="preserve">lossy</w:t>
+      </w:r>
+      <w:r>
+        <w:t xml:space="preserve"> </w:t>
+      </w:r>
+      <w:r>
+        <w:t xml:space="preserve">(spurious tuples on rejoin).</w:t>
+      </w:r>
+    </w:p>
+    <w:bookmarkEnd w:id="58"/>
+    <w:bookmarkStart w:id="59" w:name="X36fc776d373f3ad76de47e4ebb1a42f434b68ec"/>
+    <w:p>
+      <w:pPr>
+        <w:pStyle w:val="Heading3"/>
+      </w:pPr>
+      <w:r>
+        <w:t xml:space="preserve">(e) Dependency-preservation check — worked both ways</w:t>
+      </w:r>
+    </w:p>
+    <w:p>
+      <w:pPr>
+        <w:pStyle w:val="FirstParagraph"/>
+      </w:pPr>
+      <w:r>
+        <w:rPr>
+          <w:b/>
+          <w:bCs/>
+        </w:rPr>
+        <w:t xml:space="preserve">Rule:</w:t>
+      </w:r>
+      <w:r>
+        <w:t xml:space="preserve"> </w:t>
+      </w:r>
+      <w:r>
+        <w:t xml:space="preserve">decomposition</w:t>
+      </w:r>
+      <w:r>
+        <w:t xml:space="preserve"> </w:t>
+      </w:r>
+      <w:r>
+        <w:rPr>
+          <w:rStyle w:val="VerbatimChar"/>
+        </w:rPr>
+        <w:t xml:space="preserve">{R1,…,Rk}</w:t>
+      </w:r>
+      <w:r>
+        <w:t xml:space="preserve"> </w:t>
+      </w:r>
+      <w:r>
+        <w:t xml:space="preserve">preserves</w:t>
+      </w:r>
+      <w:r>
+        <w:t xml:space="preserve"> </w:t>
+      </w:r>
+      <w:r>
+        <w:rPr>
+          <w:rStyle w:val="VerbatimChar"/>
+        </w:rPr>
+        <w:t xml:space="preserve">F</w:t>
+      </w:r>
+      <w:r>
+        <w:t xml:space="preserve"> </w:t>
+      </w:r>
+      <w:r>
+        <w:t xml:space="preserve">iff</w:t>
+      </w:r>
+      <w:r>
+        <w:t xml:space="preserve"> </w:t>
+      </w:r>
+      <w:r>
+        <w:rPr>
+          <w:rStyle w:val="VerbatimChar"/>
+        </w:rPr>
+        <w:t xml:space="preserve">(F1 ∪ F2 ∪ … ∪ Fk)⁺ = F⁺</w:t>
+      </w:r>
+      <w:r>
+        <w:t xml:space="preserve">,</w:t>
+      </w:r>
+      <w:r>
+        <w:t xml:space="preserve"> </w:t>
+      </w:r>
+      <w:r>
+        <w:t xml:space="preserve">where each</w:t>
+      </w:r>
+      <w:r>
+        <w:t xml:space="preserve"> </w:t>
+      </w:r>
+      <w:r>
+        <w:rPr>
+          <w:rStyle w:val="VerbatimChar"/>
+        </w:rPr>
+        <w:t xml:space="preserve">Fᵢ</w:t>
+      </w:r>
+      <w:r>
+        <w:t xml:space="preserve"> </w:t>
+      </w:r>
+      <w:r>
+        <w:t xml:space="preserve">is the projection of F onto</w:t>
+      </w:r>
+      <w:r>
+        <w:t xml:space="preserve"> </w:t>
+      </w:r>
+      <w:r>
+        <w:rPr>
+          <w:rStyle w:val="VerbatimChar"/>
+        </w:rPr>
+        <w:t xml:space="preserve">Rᵢ</w:t>
+      </w:r>
+      <w:r>
+        <w:t xml:space="preserve"> </w:t>
+      </w:r>
+      <w:r>
+        <w:t xml:space="preserve">(the FDs whose attributes all fit</w:t>
+      </w:r>
+      <w:r>
+        <w:t xml:space="preserve"> </w:t>
+      </w:r>
+      <w:r>
+        <w:t xml:space="preserve">inside</w:t>
+      </w:r>
+      <w:r>
+        <w:t xml:space="preserve"> </w:t>
+      </w:r>
+      <w:r>
+        <w:rPr>
+          <w:rStyle w:val="VerbatimChar"/>
+        </w:rPr>
+        <w:t xml:space="preserve">Rᵢ</w:t>
+      </w:r>
+      <w:r>
+        <w:t xml:space="preserve">). Practically: for</w:t>
+      </w:r>
+      <w:r>
+        <w:t xml:space="preserve"> </w:t>
+      </w:r>
+      <w:r>
+        <w:rPr>
+          <w:b/>
+          <w:bCs/>
+        </w:rPr>
+        <w:t xml:space="preserve">each</w:t>
+      </w:r>
+      <w:r>
+        <w:t xml:space="preserve"> </w:t>
+      </w:r>
+      <w:r>
+        <w:t xml:space="preserve">original FD</w:t>
+      </w:r>
+      <w:r>
+        <w:t xml:space="preserve"> </w:t>
+      </w:r>
+      <w:r>
+        <w:rPr>
+          <w:rStyle w:val="VerbatimChar"/>
+        </w:rPr>
+        <w:t xml:space="preserve">X→Y</w:t>
+      </w:r>
+      <w:r>
+        <w:t xml:space="preserve">, check</w:t>
+      </w:r>
+      <w:r>
+        <w:t xml:space="preserve"> </w:t>
+      </w:r>
+      <w:r>
+        <w:rPr>
+          <w:rStyle w:val="VerbatimChar"/>
+        </w:rPr>
+        <w:t xml:space="preserve">Y ⊆ X⁺</w:t>
+      </w:r>
+      <w:r>
+        <w:t xml:space="preserve"> </w:t>
+      </w:r>
+      <w:r>
+        <w:t xml:space="preserve">computed</w:t>
+      </w:r>
+      <w:r>
+        <w:t xml:space="preserve"> </w:t>
+      </w:r>
+      <w:r>
+        <w:rPr>
+          <w:b/>
+          <w:bCs/>
+        </w:rPr>
+        <w:t xml:space="preserve">using only the preserved (local) FDs</w:t>
+      </w:r>
+      <w:r>
+        <w:t xml:space="preserve">.</w:t>
+      </w:r>
+    </w:p>
+    <w:p>
+      <w:pPr>
+        <w:pStyle w:val="BlockText"/>
+      </w:pPr>
+      <w:r>
+        <w:rPr>
+          <w:i/>
+          <w:iCs/>
+        </w:rPr>
+        <w:t xml:space="preserve">Given:</w:t>
+      </w:r>
+      <w:r>
+        <w:t xml:space="preserve"> </w:t>
+      </w:r>
+      <w:r>
+        <w:rPr>
+          <w:rStyle w:val="VerbatimChar"/>
+        </w:rPr>
+        <w:t xml:space="preserve">R(A,B,C)</w:t>
+      </w:r>
+      <w:r>
+        <w:t xml:space="preserve">,</w:t>
+      </w:r>
+      <w:r>
+        <w:t xml:space="preserve"> </w:t>
+      </w:r>
+      <w:r>
+        <w:rPr>
+          <w:rStyle w:val="VerbatimChar"/>
+        </w:rPr>
+        <w:t xml:space="preserve">F = { A→B, B→C, C→A }</w:t>
+      </w:r>
+      <w:r>
+        <w:t xml:space="preserve">, decomposition</w:t>
+      </w:r>
+      <w:r>
+        <w:t xml:space="preserve"> </w:t>
+      </w:r>
+      <w:r>
+        <w:rPr>
+          <w:rStyle w:val="VerbatimChar"/>
+        </w:rPr>
+        <w:t xml:space="preserve">R1(A,B)</w:t>
+      </w:r>
+      <w:r>
+        <w:t xml:space="preserve">,</w:t>
+      </w:r>
+      <w:r>
+        <w:t xml:space="preserve"> </w:t>
+      </w:r>
+      <w:r>
+        <w:rPr>
+          <w:rStyle w:val="VerbatimChar"/>
+        </w:rPr>
+        <w:t xml:space="preserve">R2(B,C)</w:t>
+      </w:r>
+      <w:r>
+        <w:t xml:space="preserve">.</w:t>
+      </w:r>
+      <w:r>
+        <w:t xml:space="preserve"> </w:t>
+      </w:r>
+      <w:r>
+        <w:t xml:space="preserve">Projected FDs:</w:t>
+      </w:r>
+      <w:r>
+        <w:t xml:space="preserve"> </w:t>
+      </w:r>
+      <w:r>
+        <w:rPr>
+          <w:rStyle w:val="VerbatimChar"/>
+        </w:rPr>
+        <w:t xml:space="preserve">R1</w:t>
+      </w:r>
+      <w:r>
+        <w:t xml:space="preserve"> </w:t>
+      </w:r>
+      <w:r>
+        <w:t xml:space="preserve">keeps</w:t>
+      </w:r>
+      <w:r>
+        <w:t xml:space="preserve"> </w:t>
+      </w:r>
+      <w:r>
+        <w:rPr>
+          <w:rStyle w:val="VerbatimChar"/>
+        </w:rPr>
+        <w:t xml:space="preserve">A→B</w:t>
+      </w:r>
+      <w:r>
+        <w:t xml:space="preserve"> </w:t>
+      </w:r>
+      <w:r>
+        <w:t xml:space="preserve">(and</w:t>
+      </w:r>
+      <w:r>
+        <w:t xml:space="preserve"> </w:t>
+      </w:r>
+      <w:r>
+        <w:rPr>
+          <w:rStyle w:val="VerbatimChar"/>
+        </w:rPr>
+        <w:t xml:space="preserve">B→A</w:t>
+      </w:r>
+      <w:r>
+        <w:t xml:space="preserve"> </w:t>
+      </w:r>
+      <w:r>
+        <w:t xml:space="preserve">since</w:t>
+      </w:r>
+      <w:r>
+        <w:t xml:space="preserve"> </w:t>
+      </w:r>
+      <w:r>
+        <w:rPr>
+          <w:rStyle w:val="VerbatimChar"/>
+        </w:rPr>
+        <w:t xml:space="preserve">C→A,A→B,B→C</w:t>
+      </w:r>
+      <w:r>
+        <w:t xml:space="preserve"> </w:t>
+      </w:r>
+      <w:r>
+        <w:t xml:space="preserve">imply</w:t>
+      </w:r>
+      <w:r>
+        <w:t xml:space="preserve"> </w:t>
+      </w:r>
+      <w:r>
+        <w:rPr>
+          <w:rStyle w:val="VerbatimChar"/>
+        </w:rPr>
+        <w:t xml:space="preserve">B→A</w:t>
+      </w:r>
+      <w:r>
+        <w:t xml:space="preserve">…);</w:t>
+      </w:r>
+      <w:r>
+        <w:t xml:space="preserve"> </w:t>
+      </w:r>
+      <w:r>
+        <w:rPr>
+          <w:rStyle w:val="VerbatimChar"/>
+        </w:rPr>
+        <w:t xml:space="preserve">R2</w:t>
+      </w:r>
+      <w:r>
+        <w:t xml:space="preserve"> </w:t>
+      </w:r>
+      <w:r>
+        <w:t xml:space="preserve">keeps</w:t>
+      </w:r>
+      <w:r>
+        <w:t xml:space="preserve"> </w:t>
+      </w:r>
+      <w:r>
+        <w:rPr>
+          <w:rStyle w:val="VerbatimChar"/>
+        </w:rPr>
+        <w:t xml:space="preserve">B→C</w:t>
+      </w:r>
+      <w:r>
+        <w:t xml:space="preserve"> </w:t>
+      </w:r>
+      <w:r>
+        <w:t xml:space="preserve">(and</w:t>
+      </w:r>
+      <w:r>
+        <w:t xml:space="preserve"> </w:t>
+      </w:r>
+      <w:r>
+        <w:rPr>
+          <w:rStyle w:val="VerbatimChar"/>
+        </w:rPr>
+        <w:t xml:space="preserve">C→B</w:t>
+      </w:r>
+      <w:r>
+        <w:t xml:space="preserve">).</w:t>
+      </w:r>
+    </w:p>
+    <w:p>
+      <w:pPr>
+        <w:pStyle w:val="FirstParagraph"/>
+      </w:pPr>
+      <w:r>
+        <w:t xml:space="preserve">Check each original FD using the</w:t>
+      </w:r>
+      <w:r>
+        <w:t xml:space="preserve"> </w:t>
+      </w:r>
+      <w:r>
+        <w:rPr>
+          <w:b/>
+          <w:bCs/>
+        </w:rPr>
+        <w:t xml:space="preserve">local</w:t>
+      </w:r>
+      <w:r>
+        <w:t xml:space="preserve"> </w:t>
+      </w:r>
+      <w:r>
+        <w:t xml:space="preserve">FDs</w:t>
+      </w:r>
+      <w:r>
+        <w:t xml:space="preserve"> </w:t>
+      </w:r>
+      <w:r>
+        <w:rPr>
+          <w:rStyle w:val="VerbatimChar"/>
+        </w:rPr>
+        <w:t xml:space="preserve">{A→B, B→A, B→C, C→B}</w:t>
+      </w:r>
+      <w:r>
+        <w:t xml:space="preserve">:</w:t>
+      </w:r>
+    </w:p>
+    <w:p>
+      <w:pPr>
+        <w:pStyle w:val="SourceCode"/>
+      </w:pPr>
+      <w:r>
+        <w:rPr>
+          <w:rStyle w:val="VerbatimChar"/>
+        </w:rPr>
+        <w:t xml:space="preserve">A→B : A⁺(local) = {A,B,...} ⊇ {B}  ✓</w:t>
+      </w:r>
+      <w:r>
+        <w:br/>
+      </w:r>
+      <w:r>
+        <w:rPr>
+          <w:rStyle w:val="VerbatimChar"/>
+        </w:rPr>
+        <w:t xml:space="preserve">B→C : B⁺(local) = {B, A, C}          ⊇ {C}  ✓</w:t>
+      </w:r>
+      <w:r>
+        <w:br/>
+      </w:r>
+      <w:r>
+        <w:rPr>
+          <w:rStyle w:val="VerbatimChar"/>
+        </w:rPr>
+        <w:t xml:space="preserve">C→A : C⁺(local) = {C, B, A}          ⊇ {A}  ✓  (C→B→A via local FDs)</w:t>
+      </w:r>
+    </w:p>
+    <w:p>
+      <w:pPr>
+        <w:pStyle w:val="FirstParagraph"/>
+      </w:pPr>
+      <w:r>
+        <w:t xml:space="preserve">All three hold →</w:t>
+      </w:r>
+      <w:r>
+        <w:t xml:space="preserve"> </w:t>
+      </w:r>
+      <w:r>
+        <w:rPr>
+          <w:b/>
+          <w:bCs/>
+        </w:rPr>
+        <w:t xml:space="preserve">dependency-preserving</w:t>
+      </w:r>
+      <w:r>
+        <w:t xml:space="preserve"> </w:t>
+      </w:r>
+      <w:r>
+        <w:t xml:space="preserve">(and, since</w:t>
+      </w:r>
+      <w:r>
+        <w:t xml:space="preserve"> </w:t>
+      </w:r>
+      <w:r>
+        <w:rPr>
+          <w:rStyle w:val="VerbatimChar"/>
+        </w:rPr>
+        <w:t xml:space="preserve">B</w:t>
+      </w:r>
+      <w:r>
+        <w:t xml:space="preserve"> </w:t>
+      </w:r>
+      <w:r>
+        <w:t xml:space="preserve">is a key of R2 via</w:t>
+      </w:r>
+      <w:r>
+        <w:t xml:space="preserve"> </w:t>
+      </w:r>
+      <w:r>
+        <w:rPr>
+          <w:rStyle w:val="VerbatimChar"/>
+        </w:rPr>
+        <w:t xml:space="preserve">B→C</w:t>
+      </w:r>
+      <w:r>
+        <w:t xml:space="preserve">, also lossless).</w:t>
+      </w:r>
+    </w:p>
+    <w:p>
+      <w:pPr>
+        <w:pStyle w:val="BlockText"/>
+      </w:pPr>
+      <w:r>
+        <w:rPr>
+          <w:i/>
+          <w:iCs/>
+        </w:rPr>
+        <w:t xml:space="preserve">Counter-example (dependency LOST):</w:t>
+      </w:r>
+      <w:r>
+        <w:t xml:space="preserve"> </w:t>
+      </w:r>
+      <w:r>
+        <w:rPr>
+          <w:rStyle w:val="VerbatimChar"/>
+        </w:rPr>
+        <w:t xml:space="preserve">R(A,B,C)</w:t>
+      </w:r>
+      <w:r>
+        <w:t xml:space="preserve">,</w:t>
+      </w:r>
+      <w:r>
+        <w:t xml:space="preserve"> </w:t>
+      </w:r>
+      <w:r>
+        <w:rPr>
+          <w:rStyle w:val="VerbatimChar"/>
+        </w:rPr>
+        <w:t xml:space="preserve">F = { AB→C, C→B }</w:t>
+      </w:r>
+      <w:r>
+        <w:t xml:space="preserve">, candidate</w:t>
+      </w:r>
+      <w:r>
+        <w:t xml:space="preserve"> </w:t>
+      </w:r>
+      <w:r>
+        <w:t xml:space="preserve">keys</w:t>
+      </w:r>
+      <w:r>
+        <w:t xml:space="preserve"> </w:t>
+      </w:r>
+      <w:r>
+        <w:rPr>
+          <w:rStyle w:val="VerbatimChar"/>
+        </w:rPr>
+        <w:t xml:space="preserve">{A,B}</w:t>
+      </w:r>
+      <w:r>
+        <w:t xml:space="preserve"> </w:t>
+      </w:r>
+      <w:r>
+        <w:t xml:space="preserve">and</w:t>
+      </w:r>
+      <w:r>
+        <w:t xml:space="preserve"> </w:t>
+      </w:r>
+      <w:r>
+        <w:rPr>
+          <w:rStyle w:val="VerbatimChar"/>
+        </w:rPr>
+        <w:t xml:space="preserve">{A,C}</w:t>
+      </w:r>
+      <w:r>
+        <w:t xml:space="preserve">. BCNF forces splitting off</w:t>
+      </w:r>
+      <w:r>
+        <w:t xml:space="preserve"> </w:t>
+      </w:r>
+      <w:r>
+        <w:rPr>
+          <w:rStyle w:val="VerbatimChar"/>
+        </w:rPr>
+        <w:t xml:space="preserve">C→B</w:t>
+      </w:r>
+      <w:r>
+        <w:t xml:space="preserve">:</w:t>
+      </w:r>
+      <w:r>
+        <w:t xml:space="preserve"> </w:t>
+      </w:r>
+      <w:r>
+        <w:rPr>
+          <w:rStyle w:val="VerbatimChar"/>
+        </w:rPr>
+        <w:t xml:space="preserve">R1(C,B)</w:t>
+      </w:r>
+      <w:r>
+        <w:t xml:space="preserve">,</w:t>
+      </w:r>
+      <w:r>
+        <w:t xml:space="preserve"> </w:t>
+      </w:r>
+      <w:r>
+        <w:rPr>
+          <w:rStyle w:val="VerbatimChar"/>
+        </w:rPr>
+        <w:t xml:space="preserve">R2(A,C)</w:t>
+      </w:r>
+      <w:r>
+        <w:t xml:space="preserve">.</w:t>
+      </w:r>
+      <w:r>
+        <w:t xml:space="preserve"> </w:t>
+      </w:r>
+      <w:r>
+        <w:t xml:space="preserve">Now</w:t>
+      </w:r>
+      <w:r>
+        <w:t xml:space="preserve"> </w:t>
+      </w:r>
+      <w:r>
+        <w:rPr>
+          <w:rStyle w:val="VerbatimChar"/>
+        </w:rPr>
+        <w:t xml:space="preserve">AB→C</w:t>
+      </w:r>
+      <w:r>
+        <w:t xml:space="preserve"> </w:t>
+      </w:r>
+      <w:r>
+        <w:t xml:space="preserve">is</w:t>
+      </w:r>
+      <w:r>
+        <w:t xml:space="preserve"> </w:t>
+      </w:r>
+      <w:r>
+        <w:rPr>
+          <w:b/>
+          <w:bCs/>
+        </w:rPr>
+        <w:t xml:space="preserve">not</w:t>
+      </w:r>
+      <w:r>
+        <w:t xml:space="preserve"> </w:t>
+      </w:r>
+      <w:r>
+        <w:t xml:space="preserve">checkable on either single table (no table holds A, B, C</w:t>
+      </w:r>
+      <w:r>
+        <w:t xml:space="preserve"> </w:t>
+      </w:r>
+      <w:r>
+        <w:t xml:space="preserve">together). So this BCNF decomposition is</w:t>
+      </w:r>
+      <w:r>
+        <w:t xml:space="preserve"> </w:t>
+      </w:r>
+      <w:r>
+        <w:rPr>
+          <w:b/>
+          <w:bCs/>
+        </w:rPr>
+        <w:t xml:space="preserve">lossless but NOT</w:t>
+      </w:r>
+      <w:r>
+        <w:rPr>
+          <w:b/>
+          <w:bCs/>
+        </w:rPr>
+        <w:t xml:space="preserve"> </w:t>
+      </w:r>
+      <w:r>
+        <w:rPr>
+          <w:b/>
+          <w:bCs/>
+        </w:rPr>
+        <w:t xml:space="preserve">dependency-preserving</w:t>
+      </w:r>
+      <w:r>
+        <w:t xml:space="preserve"> </w:t>
+      </w:r>
+      <w:r>
+        <w:t xml:space="preserve">— the canonical illustration of the 3NF-vs-BCNF trade-off,</w:t>
+      </w:r>
+      <w:r>
+        <w:t xml:space="preserve"> </w:t>
+      </w:r>
+      <w:r>
+        <w:t xml:space="preserve">continued in §5.11B.</w:t>
+      </w:r>
+    </w:p>
+    <w:p>
+      <w:r>
+        <w:pict>
+          <v:rect style="width:0;height:1.5pt" o:hralign="center" o:hrstd="t" o:hr="t"/>
+        </w:pict>
+      </w:r>
+    </w:p>
+    <w:bookmarkEnd w:id="59"/>
+    <w:bookmarkEnd w:id="60"/>
+    <w:bookmarkStart w:id="61" w:name="X1d0ea7309739acc55cd66ca838587a6d98594ef"/>
+    <w:p>
+      <w:pPr>
+        <w:pStyle w:val="Heading2"/>
+      </w:pPr>
+      <w:r>
+        <w:t xml:space="preserve">5.11B Worked</w:t>
+      </w:r>
+      <w:r>
+        <w:t xml:space="preserve"> </w:t>
+      </w:r>
+      <w:r>
+        <w:t xml:space="preserve">“Normalize this relation to BCNF”</w:t>
+      </w:r>
+      <w:r>
+        <w:t xml:space="preserve"> </w:t>
+      </w:r>
+      <w:r>
+        <w:t xml:space="preserve">— every step</w:t>
+      </w:r>
+    </w:p>
+    <w:p>
+      <w:pPr>
+        <w:pStyle w:val="FirstParagraph"/>
+      </w:pPr>
+      <w:r>
+        <w:t xml:space="preserve">This is the capstone worked example: take one relation and drive it up the ladder,</w:t>
+      </w:r>
+      <w:r>
+        <w:t xml:space="preserve"> </w:t>
+      </w:r>
+      <w:r>
+        <w:t xml:space="preserve">showing why BCNF may</w:t>
+      </w:r>
+      <w:r>
+        <w:t xml:space="preserve"> </w:t>
+      </w:r>
+      <w:r>
+        <w:rPr>
+          <w:b/>
+          <w:bCs/>
+        </w:rPr>
+        <w:t xml:space="preserve">lose</w:t>
+      </w:r>
+      <w:r>
+        <w:t xml:space="preserve"> </w:t>
+      </w:r>
+      <w:r>
+        <w:t xml:space="preserve">a dependency that 3NF keeps.</w:t>
+      </w:r>
+    </w:p>
+    <w:p>
+      <w:pPr>
+        <w:pStyle w:val="BlockText"/>
+      </w:pPr>
+      <w:r>
+        <w:rPr>
+          <w:i/>
+          <w:iCs/>
+        </w:rPr>
+        <w:t xml:space="preserve">Given:</w:t>
+      </w:r>
+      <w:r>
+        <w:t xml:space="preserve"> </w:t>
+      </w:r>
+      <w:r>
+        <w:rPr>
+          <w:rStyle w:val="VerbatimChar"/>
+        </w:rPr>
+        <w:t xml:space="preserve">R(A,B,C)</w:t>
+      </w:r>
+      <w:r>
+        <w:t xml:space="preserve"> </w:t>
+      </w:r>
+      <w:r>
+        <w:t xml:space="preserve">with</w:t>
+      </w:r>
+      <w:r>
+        <w:t xml:space="preserve"> </w:t>
+      </w:r>
+      <w:r>
+        <w:rPr>
+          <w:rStyle w:val="VerbatimChar"/>
+        </w:rPr>
+        <w:t xml:space="preserve">F = { AB→C, C→B }</w:t>
+      </w:r>
+      <w:r>
+        <w:t xml:space="preserve">.</w:t>
+      </w:r>
+      <w:r>
+        <w:t xml:space="preserve"> </w:t>
+      </w:r>
+      <w:r>
+        <w:t xml:space="preserve">(Read it as:</w:t>
+      </w:r>
+      <w:r>
+        <w:t xml:space="preserve"> </w:t>
+      </w:r>
+      <w:r>
+        <w:rPr>
+          <w:rStyle w:val="VerbatimChar"/>
+        </w:rPr>
+        <w:t xml:space="preserve">(student, course)→instructor</w:t>
+      </w:r>
+      <w:r>
+        <w:t xml:space="preserve"> </w:t>
+      </w:r>
+      <w:r>
+        <w:t xml:space="preserve">and</w:t>
+      </w:r>
+      <w:r>
+        <w:t xml:space="preserve"> </w:t>
+      </w:r>
+      <w:r>
+        <w:rPr>
+          <w:rStyle w:val="VerbatimChar"/>
+        </w:rPr>
+        <w:t xml:space="preserve">instructor→course</w:t>
+      </w:r>
+      <w:r>
+        <w:t xml:space="preserve"> </w:t>
+      </w:r>
+      <w:r>
+        <w:t xml:space="preserve">— the classic</w:t>
+      </w:r>
+      <w:r>
+        <w:t xml:space="preserve"> </w:t>
+      </w:r>
+      <w:r>
+        <w:t xml:space="preserve">“one instructor teaches one course, a course has many instructors”</w:t>
+      </w:r>
+      <w:r>
+        <w:t xml:space="preserve"> </w:t>
+      </w:r>
+      <w:r>
+        <w:t xml:space="preserve">case.)</w:t>
+      </w:r>
+    </w:p>
+    <w:p>
+      <w:pPr>
+        <w:pStyle w:val="FirstParagraph"/>
+      </w:pPr>
+      <w:r>
+        <w:rPr>
+          <w:b/>
+          <w:bCs/>
+        </w:rPr>
+        <w:t xml:space="preserve">Step 1 — candidate keys.</w:t>
+      </w:r>
+    </w:p>
+    <w:p>
+      <w:pPr>
+        <w:pStyle w:val="SourceCode"/>
+      </w:pPr>
+      <w:r>
+        <w:rPr>
+          <w:rStyle w:val="VerbatimChar"/>
+        </w:rPr>
+        <w:t xml:space="preserve">AB⁺ = {A,B} → AB→C → {A,B,C} = ALL      → {A,B} is a super key (and minimal) → key</w:t>
+      </w:r>
+      <w:r>
+        <w:br/>
+      </w:r>
+      <w:r>
+        <w:rPr>
+          <w:rStyle w:val="VerbatimChar"/>
+        </w:rPr>
+        <w:t xml:space="preserve">AC⁺ = {A,C} → C→B  → {A,B,C} = ALL      → {A,C} is a super key (and minimal) → key</w:t>
+      </w:r>
+      <w:r>
+        <w:br/>
+      </w:r>
+      <w:r>
+        <w:rPr>
+          <w:rStyle w:val="VerbatimChar"/>
+        </w:rPr>
+        <w:t xml:space="preserve">A⁺  = {A} (nothing fires) ≠ ALL; B⁺={B}; C⁺={C,B}≠ALL → no single-attr key</w:t>
+      </w:r>
+    </w:p>
+    <w:p>
+      <w:pPr>
+        <w:pStyle w:val="FirstParagraph"/>
+      </w:pPr>
+      <w:r>
+        <w:rPr>
+          <w:b/>
+          <w:bCs/>
+        </w:rPr>
+        <w:t xml:space="preserve">Candidate keys = {A,B} and {A,C}.</w:t>
+      </w:r>
+      <w:r>
+        <w:t xml:space="preserve"> </w:t>
+      </w:r>
+      <w:r>
+        <w:t xml:space="preserve">Prime = {A,B,C} (all three). Non-prime = ∅.</w:t>
+      </w:r>
+    </w:p>
+    <w:p>
+      <w:pPr>
+        <w:pStyle w:val="BodyText"/>
+      </w:pPr>
+      <w:r>
+        <w:rPr>
+          <w:b/>
+          <w:bCs/>
+        </w:rPr>
+        <w:t xml:space="preserve">Step 2 — 2NF?</w:t>
+      </w:r>
+      <w:r>
+        <w:t xml:space="preserve"> </w:t>
+      </w:r>
+      <w:r>
+        <w:t xml:space="preserve">Non-prime set is empty, so there is</w:t>
+      </w:r>
+      <w:r>
+        <w:t xml:space="preserve"> </w:t>
+      </w:r>
+      <w:r>
+        <w:rPr>
+          <w:b/>
+          <w:bCs/>
+        </w:rPr>
+        <w:t xml:space="preserve">no</w:t>
+      </w:r>
+      <w:r>
+        <w:t xml:space="preserve"> </w:t>
+      </w:r>
+      <w:r>
+        <w:t xml:space="preserve">partial dependency</w:t>
+      </w:r>
+      <w:r>
+        <w:t xml:space="preserve"> </w:t>
+      </w:r>
+      <w:r>
+        <w:t xml:space="preserve">possible →</w:t>
+      </w:r>
+      <w:r>
+        <w:t xml:space="preserve"> </w:t>
+      </w:r>
+      <w:r>
+        <w:rPr>
+          <w:b/>
+          <w:bCs/>
+        </w:rPr>
+        <w:t xml:space="preserve">2NF holds</w:t>
+      </w:r>
+      <w:r>
+        <w:t xml:space="preserve"> </w:t>
+      </w:r>
+      <w:r>
+        <w:t xml:space="preserve">(trivially).</w:t>
+      </w:r>
+    </w:p>
+    <w:p>
+      <w:pPr>
+        <w:pStyle w:val="BodyText"/>
+      </w:pPr>
+      <w:r>
+        <w:rPr>
+          <w:b/>
+          <w:bCs/>
+        </w:rPr>
+        <w:t xml:space="preserve">Step 3 — 3NF?</w:t>
+      </w:r>
+      <w:r>
+        <w:t xml:space="preserve"> </w:t>
+      </w:r>
+      <w:r>
+        <w:t xml:space="preserve">Test each FD:</w:t>
+      </w:r>
+      <w:r>
+        <w:t xml:space="preserve"> </w:t>
+      </w:r>
+      <w:r>
+        <w:t xml:space="preserve">“LHS a super key OR every RHS attr prime”</w:t>
+      </w:r>
+      <w:r>
+        <w:t xml:space="preserve">.</w:t>
+      </w:r>
+    </w:p>
+    <w:p>
+      <w:pPr>
+        <w:pStyle w:val="SourceCode"/>
+      </w:pPr>
+      <w:r>
+        <w:rPr>
+          <w:rStyle w:val="VerbatimChar"/>
+        </w:rPr>
+        <w:t xml:space="preserve">AB→C : AB is a super key ✓</w:t>
+      </w:r>
+      <w:r>
+        <w:br/>
+      </w:r>
+      <w:r>
+        <w:rPr>
+          <w:rStyle w:val="VerbatimChar"/>
+        </w:rPr>
+        <w:t xml:space="preserve">C→B  : C is NOT a super key, BUT B is PRIME (B ∈ key {A,B}) ✓  ← 3NF escape hatch</w:t>
+      </w:r>
+    </w:p>
+    <w:p>
+      <w:pPr>
+        <w:pStyle w:val="FirstParagraph"/>
+      </w:pPr>
+      <w:r>
+        <w:t xml:space="preserve">Both pass →</w:t>
+      </w:r>
+      <w:r>
+        <w:t xml:space="preserve"> </w:t>
+      </w:r>
+      <w:r>
+        <w:rPr>
+          <w:b/>
+          <w:bCs/>
+        </w:rPr>
+        <w:t xml:space="preserve">R is in 3NF.</w:t>
+      </w:r>
+    </w:p>
+    <w:p>
+      <w:pPr>
+        <w:pStyle w:val="BodyText"/>
+      </w:pPr>
+      <w:r>
+        <w:rPr>
+          <w:b/>
+          <w:bCs/>
+        </w:rPr>
+        <w:t xml:space="preserve">Step 4 — BCNF?</w:t>
+      </w:r>
+      <w:r>
+        <w:t xml:space="preserve"> </w:t>
+      </w:r>
+      <w:r>
+        <w:t xml:space="preserve">Test each FD:</w:t>
+      </w:r>
+      <w:r>
+        <w:t xml:space="preserve"> </w:t>
+      </w:r>
+      <w:r>
+        <w:t xml:space="preserve">“LHS must be a super key”</w:t>
+      </w:r>
+      <w:r>
+        <w:t xml:space="preserve"> </w:t>
+      </w:r>
+      <w:r>
+        <w:t xml:space="preserve">(no prime escape).</w:t>
+      </w:r>
+    </w:p>
+    <w:p>
+      <w:pPr>
+        <w:pStyle w:val="SourceCode"/>
+      </w:pPr>
+      <w:r>
+        <w:rPr>
+          <w:rStyle w:val="VerbatimChar"/>
+        </w:rPr>
+        <w:t xml:space="preserve">AB→C : AB is a super key ✓</w:t>
+      </w:r>
+      <w:r>
+        <w:br/>
+      </w:r>
+      <w:r>
+        <w:rPr>
+          <w:rStyle w:val="VerbatimChar"/>
+        </w:rPr>
+        <w:t xml:space="preserve">C→B  : C is NOT a super key (C⁺={C,B}≠ALL) ✗   ← BCNF VIOLATION</w:t>
+      </w:r>
+    </w:p>
+    <w:p>
+      <w:pPr>
+        <w:pStyle w:val="FirstParagraph"/>
+      </w:pPr>
+      <w:r>
+        <w:t xml:space="preserve">So</w:t>
+      </w:r>
+      <w:r>
+        <w:t xml:space="preserve"> </w:t>
+      </w:r>
+      <w:r>
+        <w:rPr>
+          <w:b/>
+          <w:bCs/>
+        </w:rPr>
+        <w:t xml:space="preserve">R is 3NF but not BCNF</w:t>
+      </w:r>
+      <w:r>
+        <w:t xml:space="preserve"> </w:t>
+      </w:r>
+      <w:r>
+        <w:t xml:space="preserve">— the violating FD is</w:t>
+      </w:r>
+      <w:r>
+        <w:t xml:space="preserve"> </w:t>
+      </w:r>
+      <w:r>
+        <w:rPr>
+          <w:rStyle w:val="VerbatimChar"/>
+        </w:rPr>
+        <w:t xml:space="preserve">C→B</w:t>
+      </w:r>
+      <w:r>
+        <w:t xml:space="preserve">.</w:t>
+      </w:r>
+    </w:p>
+    <w:p>
+      <w:pPr>
+        <w:pStyle w:val="BodyText"/>
+      </w:pPr>
+      <w:r>
+        <w:rPr>
+          <w:b/>
+          <w:bCs/>
+        </w:rPr>
+        <w:t xml:space="preserve">Step 5 — BCNF decomposition</w:t>
+      </w:r>
+      <w:r>
+        <w:t xml:space="preserve"> </w:t>
+      </w:r>
+      <w:r>
+        <w:t xml:space="preserve">on the violating</w:t>
+      </w:r>
+      <w:r>
+        <w:t xml:space="preserve"> </w:t>
+      </w:r>
+      <w:r>
+        <w:rPr>
+          <w:rStyle w:val="VerbatimChar"/>
+        </w:rPr>
+        <w:t xml:space="preserve">C→B</w:t>
+      </w:r>
+      <w:r>
+        <w:t xml:space="preserve">. Split on</w:t>
+      </w:r>
+      <w:r>
+        <w:t xml:space="preserve"> </w:t>
+      </w:r>
+      <w:r>
+        <w:rPr>
+          <w:rStyle w:val="VerbatimChar"/>
+        </w:rPr>
+        <w:t xml:space="preserve">C⁺ = {C,B}</w:t>
+      </w:r>
+      <w:r>
+        <w:t xml:space="preserve">:</w:t>
+      </w:r>
+    </w:p>
+    <w:p>
+      <w:pPr>
+        <w:pStyle w:val="SourceCode"/>
+      </w:pPr>
+      <w:r>
+        <w:rPr>
+          <w:rStyle w:val="VerbatimChar"/>
+        </w:rPr>
+        <w:t xml:space="preserve">R1 = (C⁺)          = R1(C, B)          -- holds C→B</w:t>
+      </w:r>
+      <w:r>
+        <w:br/>
+      </w:r>
+      <w:r>
+        <w:rPr>
+          <w:rStyle w:val="VerbatimChar"/>
+        </w:rPr>
+        <w:t xml:space="preserve">R2 = R − (C⁺ − C)  = R(A,B,C) − {B}    = R2(A, C)</w:t>
+      </w:r>
+    </w:p>
+    <w:p>
+      <w:pPr>
+        <w:pStyle w:val="Compact"/>
+        <w:numPr>
+          <w:ilvl w:val="0"/>
+          <w:numId w:val="1007"/>
+        </w:numPr>
+      </w:pPr>
+      <w:r>
+        <w:rPr>
+          <w:b/>
+          <w:bCs/>
+        </w:rPr>
+        <w:t xml:space="preserve">Lossless?</w:t>
+      </w:r>
+      <w:r>
+        <w:t xml:space="preserve"> </w:t>
+      </w:r>
+      <w:r>
+        <w:rPr>
+          <w:rStyle w:val="VerbatimChar"/>
+        </w:rPr>
+        <w:t xml:space="preserve">R1∩R2 = {C}</w:t>
+      </w:r>
+      <w:r>
+        <w:t xml:space="preserve">, and</w:t>
+      </w:r>
+      <w:r>
+        <w:t xml:space="preserve"> </w:t>
+      </w:r>
+      <w:r>
+        <w:rPr>
+          <w:rStyle w:val="VerbatimChar"/>
+        </w:rPr>
+        <w:t xml:space="preserve">C→B</w:t>
+      </w:r>
+      <w:r>
+        <w:t xml:space="preserve"> </w:t>
+      </w:r>
+      <w:r>
+        <w:t xml:space="preserve">makes</w:t>
+      </w:r>
+      <w:r>
+        <w:t xml:space="preserve"> </w:t>
+      </w:r>
+      <w:r>
+        <w:rPr>
+          <w:rStyle w:val="VerbatimChar"/>
+        </w:rPr>
+        <w:t xml:space="preserve">C</w:t>
+      </w:r>
+      <w:r>
+        <w:t xml:space="preserve"> </w:t>
+      </w:r>
+      <w:r>
+        <w:t xml:space="preserve">a key of</w:t>
+      </w:r>
+      <w:r>
+        <w:t xml:space="preserve"> </w:t>
+      </w:r>
+      <w:r>
+        <w:rPr>
+          <w:rStyle w:val="VerbatimChar"/>
+        </w:rPr>
+        <w:t xml:space="preserve">R1(C,B)</w:t>
+      </w:r>
+      <w:r>
+        <w:t xml:space="preserve"> </w:t>
+      </w:r>
+      <w:r>
+        <w:t xml:space="preserve">→</w:t>
+      </w:r>
+      <w:r>
+        <w:t xml:space="preserve"> </w:t>
+      </w:r>
+      <w:r>
+        <w:rPr>
+          <w:b/>
+          <w:bCs/>
+        </w:rPr>
+        <w:t xml:space="preserve">lossless</w:t>
+      </w:r>
+      <w:r>
+        <w:t xml:space="preserve"> </w:t>
+      </w:r>
+      <w:r>
+        <w:t xml:space="preserve">✓</w:t>
+      </w:r>
+    </w:p>
+    <w:p>
+      <w:pPr>
+        <w:pStyle w:val="Compact"/>
+        <w:numPr>
+          <w:ilvl w:val="0"/>
+          <w:numId w:val="1007"/>
+        </w:numPr>
+      </w:pPr>
+      <w:r>
+        <w:rPr>
+          <w:b/>
+          <w:bCs/>
+        </w:rPr>
+        <w:t xml:space="preserve">Dependency-preserving?</w:t>
+      </w:r>
+      <w:r>
+        <w:t xml:space="preserve"> </w:t>
+      </w:r>
+      <w:r>
+        <w:t xml:space="preserve">Projected FDs: R1 gives</w:t>
+      </w:r>
+      <w:r>
+        <w:t xml:space="preserve"> </w:t>
+      </w:r>
+      <w:r>
+        <w:rPr>
+          <w:rStyle w:val="VerbatimChar"/>
+        </w:rPr>
+        <w:t xml:space="preserve">C→B</w:t>
+      </w:r>
+      <w:r>
+        <w:t xml:space="preserve">; R2 gives nothing useful</w:t>
+      </w:r>
+      <w:r>
+        <w:t xml:space="preserve"> </w:t>
+      </w:r>
+      <w:r>
+        <w:t xml:space="preserve">about</w:t>
+      </w:r>
+      <w:r>
+        <w:t xml:space="preserve"> </w:t>
+      </w:r>
+      <w:r>
+        <w:rPr>
+          <w:rStyle w:val="VerbatimChar"/>
+        </w:rPr>
+        <w:t xml:space="preserve">AB→C</w:t>
+      </w:r>
+      <w:r>
+        <w:t xml:space="preserve">. The original FD</w:t>
+      </w:r>
+      <w:r>
+        <w:t xml:space="preserve"> </w:t>
+      </w:r>
+      <w:r>
+        <w:rPr>
+          <w:rStyle w:val="VerbatimChar"/>
+          <w:b/>
+          <w:bCs/>
+        </w:rPr>
+        <w:t xml:space="preserve">AB→C</w:t>
+      </w:r>
+      <w:r>
+        <w:rPr>
+          <w:b/>
+          <w:bCs/>
+        </w:rPr>
+        <w:t xml:space="preserve"> </w:t>
+      </w:r>
+      <w:r>
+        <w:rPr>
+          <w:b/>
+          <w:bCs/>
+        </w:rPr>
+        <w:t xml:space="preserve">is now un-checkable on any single table</w:t>
+      </w:r>
+      <w:r>
+        <w:t xml:space="preserve"> </w:t>
+      </w:r>
+      <w:r>
+        <w:t xml:space="preserve">(no table has A, B, C together) →</w:t>
+      </w:r>
+      <w:r>
+        <w:t xml:space="preserve"> </w:t>
+      </w:r>
+      <w:r>
+        <w:rPr>
+          <w:b/>
+          <w:bCs/>
+        </w:rPr>
+        <w:t xml:space="preserve">dependency preservation LOST</w:t>
+      </w:r>
+      <w:r>
+        <w:t xml:space="preserve"> </w:t>
+      </w:r>
+      <w:r>
+        <w:t xml:space="preserve">✗</w:t>
+      </w:r>
+    </w:p>
+    <w:p>
+      <w:pPr>
+        <w:pStyle w:val="BlockText"/>
+      </w:pPr>
+      <w:r>
+        <w:rPr>
+          <w:b/>
+          <w:bCs/>
+        </w:rPr>
+        <w:t xml:space="preserve">The trade-off, made concrete:</w:t>
+      </w:r>
+      <w:r>
+        <w:t xml:space="preserve"> </w:t>
+      </w:r>
+      <w:r>
+        <w:t xml:space="preserve">- Stay at</w:t>
+      </w:r>
+      <w:r>
+        <w:t xml:space="preserve"> </w:t>
+      </w:r>
+      <w:r>
+        <w:rPr>
+          <w:b/>
+          <w:bCs/>
+        </w:rPr>
+        <w:t xml:space="preserve">3NF</w:t>
+      </w:r>
+      <w:r>
+        <w:t xml:space="preserve"> </w:t>
+      </w:r>
+      <w:r>
+        <w:rPr>
+          <w:rStyle w:val="VerbatimChar"/>
+        </w:rPr>
+        <w:t xml:space="preserve">R(A,B,C)</w:t>
+      </w:r>
+      <w:r>
+        <w:t xml:space="preserve"> </w:t>
+      </w:r>
+      <w:r>
+        <w:t xml:space="preserve">→ keep</w:t>
+      </w:r>
+      <w:r>
+        <w:t xml:space="preserve"> </w:t>
+      </w:r>
+      <w:r>
+        <w:rPr>
+          <w:b/>
+          <w:bCs/>
+        </w:rPr>
+        <w:t xml:space="preserve">both</w:t>
+      </w:r>
+      <w:r>
+        <w:t xml:space="preserve"> </w:t>
+      </w:r>
+      <w:r>
+        <w:rPr>
+          <w:rStyle w:val="VerbatimChar"/>
+        </w:rPr>
+        <w:t xml:space="preserve">AB→C</w:t>
+      </w:r>
+      <w:r>
+        <w:t xml:space="preserve"> </w:t>
+      </w:r>
+      <w:r>
+        <w:t xml:space="preserve">and</w:t>
+      </w:r>
+      <w:r>
+        <w:t xml:space="preserve"> </w:t>
+      </w:r>
+      <w:r>
+        <w:rPr>
+          <w:rStyle w:val="VerbatimChar"/>
+        </w:rPr>
+        <w:t xml:space="preserve">C→B</w:t>
+      </w:r>
+      <w:r>
+        <w:t xml:space="preserve"> </w:t>
+      </w:r>
+      <w:r>
+        <w:t xml:space="preserve">checkable, but</w:t>
+      </w:r>
+      <w:r>
+        <w:t xml:space="preserve"> </w:t>
+      </w:r>
+      <w:r>
+        <w:t xml:space="preserve">tolerate the small redundancy that</w:t>
+      </w:r>
+      <w:r>
+        <w:t xml:space="preserve"> </w:t>
+      </w:r>
+      <w:r>
+        <w:rPr>
+          <w:rStyle w:val="VerbatimChar"/>
+        </w:rPr>
+        <w:t xml:space="preserve">C→B</w:t>
+      </w:r>
+      <w:r>
+        <w:t xml:space="preserve"> </w:t>
+      </w:r>
+      <w:r>
+        <w:t xml:space="preserve">causes.</w:t>
+      </w:r>
+      <w:r>
+        <w:t xml:space="preserve"> </w:t>
+      </w:r>
+      <w:r>
+        <w:t xml:space="preserve">- Go to</w:t>
+      </w:r>
+      <w:r>
+        <w:t xml:space="preserve"> </w:t>
+      </w:r>
+      <w:r>
+        <w:rPr>
+          <w:b/>
+          <w:bCs/>
+        </w:rPr>
+        <w:t xml:space="preserve">BCNF</w:t>
+      </w:r>
+      <w:r>
+        <w:t xml:space="preserve"> </w:t>
+      </w:r>
+      <w:r>
+        <w:rPr>
+          <w:rStyle w:val="VerbatimChar"/>
+        </w:rPr>
+        <w:t xml:space="preserve">{R1(C,B), R2(A,C)}</w:t>
+      </w:r>
+      <w:r>
+        <w:t xml:space="preserve"> </w:t>
+      </w:r>
+      <w:r>
+        <w:t xml:space="preserve">→ zero anomaly from</w:t>
+      </w:r>
+      <w:r>
+        <w:t xml:space="preserve"> </w:t>
+      </w:r>
+      <w:r>
+        <w:rPr>
+          <w:rStyle w:val="VerbatimChar"/>
+        </w:rPr>
+        <w:t xml:space="preserve">C→B</w:t>
+      </w:r>
+      <w:r>
+        <w:t xml:space="preserve">, but you can no</w:t>
+      </w:r>
+      <w:r>
+        <w:t xml:space="preserve"> </w:t>
+      </w:r>
+      <w:r>
+        <w:t xml:space="preserve">longer enforce</w:t>
+      </w:r>
+      <w:r>
+        <w:t xml:space="preserve"> </w:t>
+      </w:r>
+      <w:r>
+        <w:rPr>
+          <w:rStyle w:val="VerbatimChar"/>
+        </w:rPr>
+        <w:t xml:space="preserve">AB→C</w:t>
+      </w:r>
+      <w:r>
+        <w:t xml:space="preserve"> </w:t>
+      </w:r>
+      <w:r>
+        <w:t xml:space="preserve">without a</w:t>
+      </w:r>
+      <w:r>
+        <w:t xml:space="preserve"> </w:t>
+      </w:r>
+      <w:r>
+        <w:rPr>
+          <w:b/>
+          <w:bCs/>
+        </w:rPr>
+        <w:t xml:space="preserve">join</w:t>
+      </w:r>
+      <w:r>
+        <w:t xml:space="preserve"> </w:t>
+      </w:r>
+      <w:r>
+        <w:t xml:space="preserve">(or a costly assertion/trigger).</w:t>
+      </w:r>
+    </w:p>
+    <w:p>
+      <w:pPr>
+        <w:pStyle w:val="BlockText"/>
+      </w:pPr>
+      <w:r>
+        <w:t xml:space="preserve">This is</w:t>
+      </w:r>
+      <w:r>
+        <w:t xml:space="preserve"> </w:t>
+      </w:r>
+      <w:r>
+        <w:rPr>
+          <w:i/>
+          <w:iCs/>
+        </w:rPr>
+        <w:t xml:space="preserve">exactly</w:t>
+      </w:r>
+      <w:r>
+        <w:t xml:space="preserve"> </w:t>
+      </w:r>
+      <w:r>
+        <w:t xml:space="preserve">why the standard advice is</w:t>
+      </w:r>
+      <w:r>
+        <w:t xml:space="preserve"> </w:t>
+      </w:r>
+      <w:r>
+        <w:rPr>
+          <w:b/>
+          <w:bCs/>
+        </w:rPr>
+        <w:t xml:space="preserve">“decompose to 3NF (Bernstein</w:t>
+      </w:r>
+      <w:r>
+        <w:rPr>
+          <w:b/>
+          <w:bCs/>
+        </w:rPr>
+        <w:t xml:space="preserve"> </w:t>
+      </w:r>
+      <w:r>
+        <w:rPr>
+          <w:b/>
+          <w:bCs/>
+        </w:rPr>
+        <w:t xml:space="preserve">synthesis, always lossless + dependency-preserving); go to BCNF only when the</w:t>
+      </w:r>
+      <w:r>
+        <w:rPr>
+          <w:b/>
+          <w:bCs/>
+        </w:rPr>
+        <w:t xml:space="preserve"> </w:t>
+      </w:r>
+      <w:r>
+        <w:rPr>
+          <w:b/>
+          <w:bCs/>
+        </w:rPr>
+        <w:t xml:space="preserve">leftover redundancy is genuinely unacceptable.”</w:t>
+      </w:r>
+    </w:p>
+    <w:p>
+      <w:pPr>
+        <w:pStyle w:val="BlockText"/>
+      </w:pPr>
+      <w:r>
+        <w:rPr>
+          <w:b/>
+          <w:bCs/>
+        </w:rPr>
+        <w:t xml:space="preserve">Exam phrasing to memorize:</w:t>
+      </w:r>
+      <w:r>
+        <w:t xml:space="preserve"> </w:t>
+      </w:r>
+      <w:r>
+        <w:rPr>
+          <w:i/>
+          <w:iCs/>
+        </w:rPr>
+        <w:t xml:space="preserve">“Give a relation that is in 3NF but not in</w:t>
+      </w:r>
+      <w:r>
+        <w:rPr>
+          <w:i/>
+          <w:iCs/>
+        </w:rPr>
+        <w:t xml:space="preserve"> </w:t>
+      </w:r>
+      <w:r>
+        <w:rPr>
+          <w:i/>
+          <w:iCs/>
+        </w:rPr>
+        <w:t xml:space="preserve">BCNF.”</w:t>
+      </w:r>
+      <w:r>
+        <w:t xml:space="preserve"> </w:t>
+      </w:r>
+      <w:r>
+        <w:t xml:space="preserve">→</w:t>
+      </w:r>
+      <w:r>
+        <w:t xml:space="preserve"> </w:t>
+      </w:r>
+      <w:r>
+        <w:rPr>
+          <w:rStyle w:val="VerbatimChar"/>
+        </w:rPr>
+        <w:t xml:space="preserve">R(A,B,C)</w:t>
+      </w:r>
+      <w:r>
+        <w:t xml:space="preserve">,</w:t>
+      </w:r>
+      <w:r>
+        <w:t xml:space="preserve"> </w:t>
+      </w:r>
+      <w:r>
+        <w:rPr>
+          <w:rStyle w:val="VerbatimChar"/>
+        </w:rPr>
+        <w:t xml:space="preserve">AB→C</w:t>
+      </w:r>
+      <w:r>
+        <w:t xml:space="preserve">,</w:t>
+      </w:r>
+      <w:r>
+        <w:t xml:space="preserve"> </w:t>
+      </w:r>
+      <w:r>
+        <w:rPr>
+          <w:rStyle w:val="VerbatimChar"/>
+        </w:rPr>
+        <w:t xml:space="preserve">C→B</w:t>
+      </w:r>
+      <w:r>
+        <w:t xml:space="preserve">.</w:t>
+      </w:r>
+      <w:r>
+        <w:t xml:space="preserve"> </w:t>
+      </w:r>
+      <w:r>
+        <w:rPr>
+          <w:i/>
+          <w:iCs/>
+        </w:rPr>
+        <w:t xml:space="preserve">“Show its BCNF decomposition loses a</w:t>
+      </w:r>
+      <w:r>
+        <w:rPr>
+          <w:i/>
+          <w:iCs/>
+        </w:rPr>
+        <w:t xml:space="preserve"> </w:t>
+      </w:r>
+      <w:r>
+        <w:rPr>
+          <w:i/>
+          <w:iCs/>
+        </w:rPr>
+        <w:t xml:space="preserve">dependency.”</w:t>
+      </w:r>
+      <w:r>
+        <w:t xml:space="preserve"> </w:t>
+      </w:r>
+      <w:r>
+        <w:t xml:space="preserve">→ split on</w:t>
+      </w:r>
+      <w:r>
+        <w:t xml:space="preserve"> </w:t>
+      </w:r>
+      <w:r>
+        <w:rPr>
+          <w:rStyle w:val="VerbatimChar"/>
+        </w:rPr>
+        <w:t xml:space="preserve">C→B</w:t>
+      </w:r>
+      <w:r>
+        <w:t xml:space="preserve"> </w:t>
+      </w:r>
+      <w:r>
+        <w:t xml:space="preserve">into</w:t>
+      </w:r>
+      <w:r>
+        <w:t xml:space="preserve"> </w:t>
+      </w:r>
+      <w:r>
+        <w:rPr>
+          <w:rStyle w:val="VerbatimChar"/>
+        </w:rPr>
+        <w:t xml:space="preserve">(C,B)</w:t>
+      </w:r>
+      <w:r>
+        <w:t xml:space="preserve"> </w:t>
+      </w:r>
+      <w:r>
+        <w:t xml:space="preserve">and</w:t>
+      </w:r>
+      <w:r>
+        <w:t xml:space="preserve"> </w:t>
+      </w:r>
+      <w:r>
+        <w:rPr>
+          <w:rStyle w:val="VerbatimChar"/>
+        </w:rPr>
+        <w:t xml:space="preserve">(A,C)</w:t>
+      </w:r>
+      <w:r>
+        <w:t xml:space="preserve">;</w:t>
+      </w:r>
+      <w:r>
+        <w:t xml:space="preserve"> </w:t>
+      </w:r>
+      <w:r>
+        <w:rPr>
+          <w:rStyle w:val="VerbatimChar"/>
+        </w:rPr>
+        <w:t xml:space="preserve">AB→C</w:t>
+      </w:r>
+      <w:r>
+        <w:t xml:space="preserve"> </w:t>
+      </w:r>
+      <w:r>
+        <w:t xml:space="preserve">is lost.</w:t>
+      </w:r>
+    </w:p>
+    <w:p>
+      <w:r>
+        <w:pict>
+          <v:rect style="width:0;height:1.5pt" o:hralign="center" o:hrstd="t" o:hr="t"/>
+        </w:pict>
+      </w:r>
+    </w:p>
+    <w:bookmarkEnd w:id="61"/>
+    <w:bookmarkStart w:id="67" w:name="higher-normal-forms-4nf-mvd-and-5nf"/>
+    <w:p>
+      <w:pPr>
+        <w:pStyle w:val="Heading2"/>
+      </w:pPr>
+      <w:r>
         <w:t xml:space="preserve">5.12 Higher Normal Forms — 4NF (MVD) and 5NF</w:t>
       </w:r>
     </w:p>
-    <w:bookmarkStart w:id="58" w:name="multivalued-dependency-4nf"/>
+    <w:bookmarkStart w:id="65" w:name="multivalued-dependency-4nf"/>
     <w:p>
       <w:pPr>
         <w:pStyle w:val="Heading3"/>
@@ -6660,18 +9948,18 @@
           <wp:inline>
             <wp:extent cx="5334000" cy="3101404"/>
             <wp:effectExtent b="0" l="0" r="0" t="0"/>
-            <wp:docPr descr="4NF: an employee with independent multivalued skills and hobbies forces rows to multiply; split into EMP_SKILL and EMP_HOBBY." title="" id="56" name="Picture"/>
+            <wp:docPr descr="4NF: an employee with independent multivalued skills and hobbies forces rows to multiply; split into EMP_SKILL and EMP_HOBBY." title="" id="63" name="Picture"/>
             <a:graphic>
               <a:graphicData uri="http://schemas.openxmlformats.org/drawingml/2006/picture">
                 <pic:pic>
                   <pic:nvPicPr>
-                    <pic:cNvPr descr="images/55_mvd_4nf.png" id="57" name="Picture"/>
+                    <pic:cNvPr descr="images/55_mvd_4nf.png" id="64" name="Picture"/>
                     <pic:cNvPicPr>
                       <a:picLocks noChangeArrowheads="1" noChangeAspect="1"/>
                     </pic:cNvPicPr>
                   </pic:nvPicPr>
                   <pic:blipFill>
-                    <a:blip r:embed="rId55"/>
+                    <a:blip r:embed="rId62"/>
                     <a:stretch>
                       <a:fillRect/>
                     </a:stretch>
@@ -6824,8 +10112,8 @@
         <w:t xml:space="preserve">.</w:t>
       </w:r>
     </w:p>
-    <w:bookmarkEnd w:id="58"/>
-    <w:bookmarkStart w:id="59" w:name="fifth-normal-form-5nf-pjnf"/>
+    <w:bookmarkEnd w:id="65"/>
+    <w:bookmarkStart w:id="66" w:name="fifth-normal-form-5nf-pjnf"/>
     <w:p>
       <w:pPr>
         <w:pStyle w:val="Heading3"/>
@@ -6916,9 +10204,9 @@
         </w:pict>
       </w:r>
     </w:p>
-    <w:bookmarkEnd w:id="59"/>
-    <w:bookmarkEnd w:id="60"/>
-    <w:bookmarkStart w:id="66" w:name="how-to-normalize-the-procedure"/>
+    <w:bookmarkEnd w:id="66"/>
+    <w:bookmarkEnd w:id="67"/>
+    <w:bookmarkStart w:id="73" w:name="how-to-normalize-the-procedure"/>
     <w:p>
       <w:pPr>
         <w:pStyle w:val="Heading2"/>
@@ -6936,18 +10224,18 @@
           <wp:inline>
             <wp:extent cx="5334000" cy="5774422"/>
             <wp:effectExtent b="0" l="0" r="0" t="0"/>
-            <wp:docPr descr="Flowchart for normalization: check atomic (1NF), partial dependency (2NF), transitive dependency (3NF), every determinant a super key (BCNF); each failure triggers a decomposition." title="" id="62" name="Picture"/>
+            <wp:docPr descr="Flowchart for normalization: check atomic (1NF), partial dependency (2NF), transitive dependency (3NF), every determinant a super key (BCNF); each failure triggers a decomposition." title="" id="69" name="Picture"/>
             <a:graphic>
               <a:graphicData uri="http://schemas.openxmlformats.org/drawingml/2006/picture">
                 <pic:pic>
                   <pic:nvPicPr>
-                    <pic:cNvPr descr="images/56_fc_normalization.png" id="63" name="Picture"/>
+                    <pic:cNvPr descr="images/56_fc_normalization.png" id="70" name="Picture"/>
                     <pic:cNvPicPr>
                       <a:picLocks noChangeArrowheads="1" noChangeAspect="1"/>
                     </pic:cNvPicPr>
                   </pic:nvPicPr>
                   <pic:blipFill>
-                    <a:blip r:embed="rId61"/>
+                    <a:blip r:embed="rId68"/>
                     <a:stretch>
                       <a:fillRect/>
                     </a:stretch>
@@ -6999,7 +10287,7 @@
         <w:pStyle w:val="Compact"/>
         <w:numPr>
           <w:ilvl w:val="0"/>
-          <w:numId w:val="1007"/>
+          <w:numId w:val="1008"/>
         </w:numPr>
       </w:pPr>
       <w:r>
@@ -7027,7 +10315,7 @@
         <w:pStyle w:val="Compact"/>
         <w:numPr>
           <w:ilvl w:val="0"/>
-          <w:numId w:val="1007"/>
+          <w:numId w:val="1008"/>
         </w:numPr>
       </w:pPr>
       <w:r>
@@ -7071,7 +10359,7 @@
         <w:pStyle w:val="Compact"/>
         <w:numPr>
           <w:ilvl w:val="0"/>
-          <w:numId w:val="1007"/>
+          <w:numId w:val="1008"/>
         </w:numPr>
       </w:pPr>
       <w:r>
@@ -7099,7 +10387,7 @@
         <w:pStyle w:val="Compact"/>
         <w:numPr>
           <w:ilvl w:val="0"/>
-          <w:numId w:val="1007"/>
+          <w:numId w:val="1008"/>
         </w:numPr>
       </w:pPr>
       <w:r>
@@ -7127,7 +10415,7 @@
         <w:pStyle w:val="Compact"/>
         <w:numPr>
           <w:ilvl w:val="0"/>
-          <w:numId w:val="1007"/>
+          <w:numId w:val="1008"/>
         </w:numPr>
       </w:pPr>
       <w:r>
@@ -7152,7 +10440,7 @@
         <w:pStyle w:val="Compact"/>
         <w:numPr>
           <w:ilvl w:val="0"/>
-          <w:numId w:val="1007"/>
+          <w:numId w:val="1008"/>
         </w:numPr>
       </w:pPr>
       <w:r>
@@ -7191,7 +10479,7 @@
         <w:t xml:space="preserve">→ 5NF.</w:t>
       </w:r>
     </w:p>
-    <w:bookmarkStart w:id="64" w:name="X7d08c4fb5953cc24ad5850c03c95468372d9672"/>
+    <w:bookmarkStart w:id="71" w:name="X7d08c4fb5953cc24ad5850c03c95468372d9672"/>
     <w:p>
       <w:pPr>
         <w:pStyle w:val="Heading3"/>
@@ -7382,7 +10670,7 @@
         <w:pStyle w:val="Compact"/>
         <w:numPr>
           <w:ilvl w:val="0"/>
-          <w:numId w:val="1008"/>
+          <w:numId w:val="1009"/>
         </w:numPr>
       </w:pPr>
       <w:r>
@@ -7450,535 +10738,6 @@
       </w:r>
       <w:r>
         <w:t xml:space="preserve">a candidate key. Done.</w:t>
-      </w:r>
-    </w:p>
-    <w:p>
-      <w:pPr>
-        <w:pStyle w:val="Compact"/>
-        <w:numPr>
-          <w:ilvl w:val="0"/>
-          <w:numId w:val="1008"/>
-        </w:numPr>
-      </w:pPr>
-      <w:r>
-        <w:rPr>
-          <w:b/>
-          <w:bCs/>
-        </w:rPr>
-        <w:t xml:space="preserve">BCNF decomposition:</w:t>
-      </w:r>
-      <w:r>
-        <w:t xml:space="preserve"> </w:t>
-      </w:r>
-      <w:r>
-        <w:t xml:space="preserve">while some table has a violating FD</w:t>
-      </w:r>
-      <w:r>
-        <w:t xml:space="preserve"> </w:t>
-      </w:r>
-      <w:r>
-        <w:rPr>
-          <w:rStyle w:val="VerbatimChar"/>
-        </w:rPr>
-        <w:t xml:space="preserve">X → Y</w:t>
-      </w:r>
-      <w:r>
-        <w:t xml:space="preserve"> </w:t>
-      </w:r>
-      <w:r>
-        <w:t xml:space="preserve">(X not a super</w:t>
-      </w:r>
-      <w:r>
-        <w:t xml:space="preserve"> </w:t>
-      </w:r>
-      <w:r>
-        <w:t xml:space="preserve">key), split it into</w:t>
-      </w:r>
-      <w:r>
-        <w:t xml:space="preserve"> </w:t>
-      </w:r>
-      <w:r>
-        <w:rPr>
-          <w:rStyle w:val="VerbatimChar"/>
-        </w:rPr>
-        <w:t xml:space="preserve">(X⁺)</w:t>
-      </w:r>
-      <w:r>
-        <w:t xml:space="preserve"> </w:t>
-      </w:r>
-      <w:r>
-        <w:t xml:space="preserve">and</w:t>
-      </w:r>
-      <w:r>
-        <w:t xml:space="preserve"> </w:t>
-      </w:r>
-      <w:r>
-        <w:rPr>
-          <w:rStyle w:val="VerbatimChar"/>
-        </w:rPr>
-        <w:t xml:space="preserve">(R − (X⁺ − X))</w:t>
-      </w:r>
-      <w:r>
-        <w:t xml:space="preserve">; repeat. Always lossless, but may</w:t>
-      </w:r>
-      <w:r>
-        <w:t xml:space="preserve"> </w:t>
-      </w:r>
-      <w:r>
-        <w:t xml:space="preserve">drop a dependency.</w:t>
-      </w:r>
-    </w:p>
-    <w:p>
-      <w:pPr>
-        <w:pStyle w:val="BlockText"/>
-      </w:pPr>
-      <w:r>
-        <w:rPr>
-          <w:b/>
-          <w:bCs/>
-        </w:rPr>
-        <w:t xml:space="preserve">Exam one-liner:</w:t>
-      </w:r>
-      <w:r>
-        <w:t xml:space="preserve"> </w:t>
-      </w:r>
-      <w:r>
-        <w:rPr>
-          <w:i/>
-          <w:iCs/>
-        </w:rPr>
-        <w:t xml:space="preserve">“Which decomposition guarantees dependency preservation?”</w:t>
-      </w:r>
-      <w:r>
-        <w:t xml:space="preserve"> </w:t>
-      </w:r>
-      <w:r>
-        <w:t xml:space="preserve">→</w:t>
-      </w:r>
-      <w:r>
-        <w:t xml:space="preserve"> </w:t>
-      </w:r>
-      <w:r>
-        <w:rPr>
-          <w:b/>
-          <w:bCs/>
-        </w:rPr>
-        <w:t xml:space="preserve">3NF (synthesis)</w:t>
-      </w:r>
-      <w:r>
-        <w:t xml:space="preserve">, not BCNF.</w:t>
-      </w:r>
-    </w:p>
-    <w:bookmarkEnd w:id="64"/>
-    <w:bookmarkStart w:id="65" w:name="X675ae99cdd2ff6a63444a2312c1a15acc0d2f25"/>
-    <w:p>
-      <w:pPr>
-        <w:pStyle w:val="Heading3"/>
-      </w:pPr>
-      <w:r>
-        <w:t xml:space="preserve">Dry run —</w:t>
-      </w:r>
-      <w:r>
-        <w:t xml:space="preserve"> </w:t>
-      </w:r>
-      <w:r>
-        <w:t xml:space="preserve">“find the highest normal form”</w:t>
-      </w:r>
-      <w:r>
-        <w:t xml:space="preserve"> </w:t>
-      </w:r>
-      <w:r>
-        <w:t xml:space="preserve">(the classic exam question)</w:t>
-      </w:r>
-    </w:p>
-    <w:p>
-      <w:pPr>
-        <w:pStyle w:val="BlockText"/>
-      </w:pPr>
-      <w:r>
-        <w:rPr>
-          <w:i/>
-          <w:iCs/>
-        </w:rPr>
-        <w:t xml:space="preserve">Given:</w:t>
-      </w:r>
-      <w:r>
-        <w:t xml:space="preserve"> </w:t>
-      </w:r>
-      <w:r>
-        <w:rPr>
-          <w:rStyle w:val="VerbatimChar"/>
-        </w:rPr>
-        <w:t xml:space="preserve">R(A,B,C,D)</w:t>
-      </w:r>
-      <w:r>
-        <w:t xml:space="preserve">, FDs</w:t>
-      </w:r>
-      <w:r>
-        <w:t xml:space="preserve"> </w:t>
-      </w:r>
-      <w:r>
-        <w:rPr>
-          <w:rStyle w:val="VerbatimChar"/>
-        </w:rPr>
-        <w:t xml:space="preserve">AB → C</w:t>
-      </w:r>
-      <w:r>
-        <w:t xml:space="preserve">,</w:t>
-      </w:r>
-      <w:r>
-        <w:t xml:space="preserve"> </w:t>
-      </w:r>
-      <w:r>
-        <w:rPr>
-          <w:rStyle w:val="VerbatimChar"/>
-        </w:rPr>
-        <w:t xml:space="preserve">C → D</w:t>
-      </w:r>
-      <w:r>
-        <w:t xml:space="preserve">, candidate key</w:t>
-      </w:r>
-      <w:r>
-        <w:t xml:space="preserve"> </w:t>
-      </w:r>
-      <w:r>
-        <w:rPr>
-          <w:rStyle w:val="VerbatimChar"/>
-        </w:rPr>
-        <w:t xml:space="preserve">{A,B}</w:t>
-      </w:r>
-      <w:r>
-        <w:t xml:space="preserve">.</w:t>
-      </w:r>
-      <w:r>
-        <w:t xml:space="preserve"> </w:t>
-      </w:r>
-      <w:r>
-        <w:t xml:space="preserve">Prime = {A,B}; non-prime = {C,D}.</w:t>
-      </w:r>
-      <w:r>
-        <w:t xml:space="preserve"> </w:t>
-      </w:r>
-      <w:r>
-        <w:t xml:space="preserve">-</w:t>
-      </w:r>
-      <w:r>
-        <w:t xml:space="preserve"> </w:t>
-      </w:r>
-      <w:r>
-        <w:rPr>
-          <w:b/>
-          <w:bCs/>
-        </w:rPr>
-        <w:t xml:space="preserve">1NF?</w:t>
-      </w:r>
-      <w:r>
-        <w:t xml:space="preserve"> </w:t>
-      </w:r>
-      <w:r>
-        <w:t xml:space="preserve">assume atomic → yes.</w:t>
-      </w:r>
-      <w:r>
-        <w:t xml:space="preserve"> </w:t>
-      </w:r>
-      <w:r>
-        <w:t xml:space="preserve">-</w:t>
-      </w:r>
-      <w:r>
-        <w:t xml:space="preserve"> </w:t>
-      </w:r>
-      <w:r>
-        <w:rPr>
-          <w:b/>
-          <w:bCs/>
-        </w:rPr>
-        <w:t xml:space="preserve">2NF?</w:t>
-      </w:r>
-      <w:r>
-        <w:t xml:space="preserve"> </w:t>
-      </w:r>
-      <w:r>
-        <w:t xml:space="preserve">any non-prime on</w:t>
-      </w:r>
-      <w:r>
-        <w:t xml:space="preserve"> </w:t>
-      </w:r>
-      <w:r>
-        <w:rPr>
-          <w:i/>
-          <w:iCs/>
-        </w:rPr>
-        <w:t xml:space="preserve">part</w:t>
-      </w:r>
-      <w:r>
-        <w:t xml:space="preserve"> </w:t>
-      </w:r>
-      <w:r>
-        <w:t xml:space="preserve">of</w:t>
-      </w:r>
-      <w:r>
-        <w:t xml:space="preserve"> </w:t>
-      </w:r>
-      <w:r>
-        <w:rPr>
-          <w:rStyle w:val="VerbatimChar"/>
-        </w:rPr>
-        <w:t xml:space="preserve">{A,B}</w:t>
-      </w:r>
-      <w:r>
-        <w:t xml:space="preserve">?</w:t>
-      </w:r>
-      <w:r>
-        <w:t xml:space="preserve"> </w:t>
-      </w:r>
-      <w:r>
-        <w:rPr>
-          <w:rStyle w:val="VerbatimChar"/>
-        </w:rPr>
-        <w:t xml:space="preserve">AB→C</w:t>
-      </w:r>
-      <w:r>
-        <w:t xml:space="preserve"> </w:t>
-      </w:r>
-      <w:r>
-        <w:t xml:space="preserve">uses the whole key; no</w:t>
-      </w:r>
-      <w:r>
-        <w:t xml:space="preserve"> </w:t>
-      </w:r>
-      <w:r>
-        <w:t xml:space="preserve">partial dep →</w:t>
-      </w:r>
-      <w:r>
-        <w:t xml:space="preserve"> </w:t>
-      </w:r>
-      <w:r>
-        <w:rPr>
-          <w:b/>
-          <w:bCs/>
-        </w:rPr>
-        <w:t xml:space="preserve">2NF holds</w:t>
-      </w:r>
-      <w:r>
-        <w:t xml:space="preserve">.</w:t>
-      </w:r>
-      <w:r>
-        <w:t xml:space="preserve"> </w:t>
-      </w:r>
-      <w:r>
-        <w:t xml:space="preserve">-</w:t>
-      </w:r>
-      <w:r>
-        <w:t xml:space="preserve"> </w:t>
-      </w:r>
-      <w:r>
-        <w:rPr>
-          <w:b/>
-          <w:bCs/>
-        </w:rPr>
-        <w:t xml:space="preserve">3NF?</w:t>
-      </w:r>
-      <w:r>
-        <w:t xml:space="preserve"> </w:t>
-      </w:r>
-      <w:r>
-        <w:rPr>
-          <w:rStyle w:val="VerbatimChar"/>
-        </w:rPr>
-        <w:t xml:space="preserve">C → D</w:t>
-      </w:r>
-      <w:r>
-        <w:t xml:space="preserve">: C is</w:t>
-      </w:r>
-      <w:r>
-        <w:t xml:space="preserve"> </w:t>
-      </w:r>
-      <w:r>
-        <w:rPr>
-          <w:b/>
-          <w:bCs/>
-        </w:rPr>
-        <w:t xml:space="preserve">not</w:t>
-      </w:r>
-      <w:r>
-        <w:t xml:space="preserve"> </w:t>
-      </w:r>
-      <w:r>
-        <w:t xml:space="preserve">a super key (</w:t>
-      </w:r>
-      <w:r>
-        <w:rPr>
-          <w:rStyle w:val="VerbatimChar"/>
-        </w:rPr>
-        <w:t xml:space="preserve">C⁺ = {C,D}</w:t>
-      </w:r>
-      <w:r>
-        <w:t xml:space="preserve"> </w:t>
-      </w:r>
-      <w:r>
-        <w:t xml:space="preserve">≠ all), and D is</w:t>
-      </w:r>
-      <w:r>
-        <w:t xml:space="preserve"> </w:t>
-      </w:r>
-      <w:r>
-        <w:rPr>
-          <w:b/>
-          <w:bCs/>
-        </w:rPr>
-        <w:t xml:space="preserve">non-prime</w:t>
-      </w:r>
-      <w:r>
-        <w:t xml:space="preserve"> </w:t>
-      </w:r>
-      <w:r>
-        <w:t xml:space="preserve">→</w:t>
-      </w:r>
-      <w:r>
-        <w:t xml:space="preserve"> </w:t>
-      </w:r>
-      <w:r>
-        <w:rPr>
-          <w:b/>
-          <w:bCs/>
-        </w:rPr>
-        <w:t xml:space="preserve">transitive dependency</w:t>
-      </w:r>
-      <w:r>
-        <w:t xml:space="preserve"> </w:t>
-      </w:r>
-      <w:r>
-        <w:t xml:space="preserve">→</w:t>
-      </w:r>
-      <w:r>
-        <w:t xml:space="preserve"> </w:t>
-      </w:r>
-      <w:r>
-        <w:rPr>
-          <w:b/>
-          <w:bCs/>
-        </w:rPr>
-        <w:t xml:space="preserve">fails 3NF</w:t>
-      </w:r>
-      <w:r>
-        <w:t xml:space="preserve">.</w:t>
-      </w:r>
-      <w:r>
-        <w:t xml:space="preserve"> </w:t>
-      </w:r>
-      <w:r>
-        <w:t xml:space="preserve">-</w:t>
-      </w:r>
-      <w:r>
-        <w:t xml:space="preserve"> </w:t>
-      </w:r>
-      <w:r>
-        <w:rPr>
-          <w:b/>
-          <w:bCs/>
-        </w:rPr>
-        <w:t xml:space="preserve">Highest NF = 2NF.</w:t>
-      </w:r>
-      <w:r>
-        <w:t xml:space="preserve"> </w:t>
-      </w:r>
-      <w:r>
-        <w:rPr>
-          <w:i/>
-          <w:iCs/>
-        </w:rPr>
-        <w:t xml:space="preserve">Fix:</w:t>
-      </w:r>
-      <w:r>
-        <w:t xml:space="preserve"> </w:t>
-      </w:r>
-      <w:r>
-        <w:t xml:space="preserve">split into</w:t>
-      </w:r>
-      <w:r>
-        <w:t xml:space="preserve"> </w:t>
-      </w:r>
-      <w:r>
-        <w:rPr>
-          <w:rStyle w:val="VerbatimChar"/>
-        </w:rPr>
-        <w:t xml:space="preserve">R1(A,B,C)</w:t>
-      </w:r>
-      <w:r>
-        <w:t xml:space="preserve"> </w:t>
-      </w:r>
-      <w:r>
-        <w:t xml:space="preserve">and</w:t>
-      </w:r>
-      <w:r>
-        <w:t xml:space="preserve"> </w:t>
-      </w:r>
-      <w:r>
-        <w:rPr>
-          <w:rStyle w:val="VerbatimChar"/>
-        </w:rPr>
-        <w:t xml:space="preserve">R2(C,D)</w:t>
-      </w:r>
-      <w:r>
-        <w:t xml:space="preserve">.</w:t>
-      </w:r>
-    </w:p>
-    <w:p>
-      <w:pPr>
-        <w:pStyle w:val="BlockText"/>
-      </w:pPr>
-      <w:r>
-        <w:rPr>
-          <w:b/>
-          <w:bCs/>
-        </w:rPr>
-        <w:t xml:space="preserve">Exam technique:</w:t>
-      </w:r>
-      <w:r>
-        <w:t xml:space="preserve"> </w:t>
-      </w:r>
-      <w:r>
-        <w:t xml:space="preserve">always (1) list candidate keys via closure, (2) mark</w:t>
-      </w:r>
-      <w:r>
-        <w:t xml:space="preserve"> </w:t>
-      </w:r>
-      <w:r>
-        <w:t xml:space="preserve">prime/non-prime, (3) test each FD against 2NF→3NF→BCNF in order. The</w:t>
-      </w:r>
-      <w:r>
-        <w:t xml:space="preserve"> </w:t>
-      </w:r>
-      <w:r>
-        <w:rPr>
-          <w:b/>
-          <w:bCs/>
-        </w:rPr>
-        <w:t xml:space="preserve">highest</w:t>
-      </w:r>
-      <w:r>
-        <w:t xml:space="preserve"> </w:t>
-      </w:r>
-      <w:r>
-        <w:t xml:space="preserve">normal form is the last one that holds before the first failure.</w:t>
-      </w:r>
-    </w:p>
-    <w:p>
-      <w:r>
-        <w:pict>
-          <v:rect style="width:0;height:1.5pt" o:hralign="center" o:hrstd="t" o:hr="t"/>
-        </w:pict>
-      </w:r>
-    </w:p>
-    <w:bookmarkEnd w:id="65"/>
-    <w:bookmarkEnd w:id="66"/>
-    <w:bookmarkStart w:id="67" w:name="real-world-backend-perspectives"/>
-    <w:p>
-      <w:pPr>
-        <w:pStyle w:val="Heading2"/>
-      </w:pPr>
-      <w:r>
-        <w:t xml:space="preserve">5.14 Real-World &amp; Backend Perspectives</w:t>
       </w:r>
     </w:p>
     <w:p>
@@ -7994,35 +10753,520 @@
           <w:b/>
           <w:bCs/>
         </w:rPr>
-        <w:t xml:space="preserve">Backend:</w:t>
-      </w:r>
-      <w:r>
-        <w:t xml:space="preserve"> </w:t>
-      </w:r>
-      <w:r>
-        <w:t xml:space="preserve">OLTP schemas are usually normalized to</w:t>
-      </w:r>
-      <w:r>
-        <w:t xml:space="preserve"> </w:t>
-      </w:r>
-      <w:r>
-        <w:rPr>
-          <w:b/>
-          <w:bCs/>
-        </w:rPr>
-        <w:t xml:space="preserve">3NF</w:t>
-      </w:r>
-      <w:r>
-        <w:t xml:space="preserve"> </w:t>
-      </w:r>
-      <w:r>
-        <w:t xml:space="preserve">to avoid update</w:t>
-      </w:r>
-      <w:r>
-        <w:t xml:space="preserve"> </w:t>
-      </w:r>
-      <w:r>
-        <w:t xml:space="preserve">anomalies in transactional data (orders, payments, users).</w:t>
+        <w:t xml:space="preserve">BCNF decomposition:</w:t>
+      </w:r>
+      <w:r>
+        <w:t xml:space="preserve"> </w:t>
+      </w:r>
+      <w:r>
+        <w:t xml:space="preserve">while some table has a violating FD</w:t>
+      </w:r>
+      <w:r>
+        <w:t xml:space="preserve"> </w:t>
+      </w:r>
+      <w:r>
+        <w:rPr>
+          <w:rStyle w:val="VerbatimChar"/>
+        </w:rPr>
+        <w:t xml:space="preserve">X → Y</w:t>
+      </w:r>
+      <w:r>
+        <w:t xml:space="preserve"> </w:t>
+      </w:r>
+      <w:r>
+        <w:t xml:space="preserve">(X not a super</w:t>
+      </w:r>
+      <w:r>
+        <w:t xml:space="preserve"> </w:t>
+      </w:r>
+      <w:r>
+        <w:t xml:space="preserve">key), split it into</w:t>
+      </w:r>
+      <w:r>
+        <w:t xml:space="preserve"> </w:t>
+      </w:r>
+      <w:r>
+        <w:rPr>
+          <w:rStyle w:val="VerbatimChar"/>
+        </w:rPr>
+        <w:t xml:space="preserve">(X⁺)</w:t>
+      </w:r>
+      <w:r>
+        <w:t xml:space="preserve"> </w:t>
+      </w:r>
+      <w:r>
+        <w:t xml:space="preserve">and</w:t>
+      </w:r>
+      <w:r>
+        <w:t xml:space="preserve"> </w:t>
+      </w:r>
+      <w:r>
+        <w:rPr>
+          <w:rStyle w:val="VerbatimChar"/>
+        </w:rPr>
+        <w:t xml:space="preserve">(R − (X⁺ − X))</w:t>
+      </w:r>
+      <w:r>
+        <w:t xml:space="preserve">; repeat. Always lossless, but may</w:t>
+      </w:r>
+      <w:r>
+        <w:t xml:space="preserve"> </w:t>
+      </w:r>
+      <w:r>
+        <w:t xml:space="preserve">drop a dependency.</w:t>
+      </w:r>
+    </w:p>
+    <w:p>
+      <w:pPr>
+        <w:pStyle w:val="BlockText"/>
+      </w:pPr>
+      <w:r>
+        <w:rPr>
+          <w:b/>
+          <w:bCs/>
+        </w:rPr>
+        <w:t xml:space="preserve">Exam one-liner:</w:t>
+      </w:r>
+      <w:r>
+        <w:t xml:space="preserve"> </w:t>
+      </w:r>
+      <w:r>
+        <w:rPr>
+          <w:i/>
+          <w:iCs/>
+        </w:rPr>
+        <w:t xml:space="preserve">“Which decomposition guarantees dependency preservation?”</w:t>
+      </w:r>
+      <w:r>
+        <w:t xml:space="preserve"> </w:t>
+      </w:r>
+      <w:r>
+        <w:t xml:space="preserve">→</w:t>
+      </w:r>
+      <w:r>
+        <w:t xml:space="preserve"> </w:t>
+      </w:r>
+      <w:r>
+        <w:rPr>
+          <w:b/>
+          <w:bCs/>
+        </w:rPr>
+        <w:t xml:space="preserve">3NF (synthesis)</w:t>
+      </w:r>
+      <w:r>
+        <w:t xml:space="preserve">, not BCNF.</w:t>
+      </w:r>
+    </w:p>
+    <w:bookmarkEnd w:id="71"/>
+    <w:bookmarkStart w:id="72" w:name="X675ae99cdd2ff6a63444a2312c1a15acc0d2f25"/>
+    <w:p>
+      <w:pPr>
+        <w:pStyle w:val="Heading3"/>
+      </w:pPr>
+      <w:r>
+        <w:t xml:space="preserve">Dry run —</w:t>
+      </w:r>
+      <w:r>
+        <w:t xml:space="preserve"> </w:t>
+      </w:r>
+      <w:r>
+        <w:t xml:space="preserve">“find the highest normal form”</w:t>
+      </w:r>
+      <w:r>
+        <w:t xml:space="preserve"> </w:t>
+      </w:r>
+      <w:r>
+        <w:t xml:space="preserve">(the classic exam question)</w:t>
+      </w:r>
+    </w:p>
+    <w:p>
+      <w:pPr>
+        <w:pStyle w:val="BlockText"/>
+      </w:pPr>
+      <w:r>
+        <w:rPr>
+          <w:i/>
+          <w:iCs/>
+        </w:rPr>
+        <w:t xml:space="preserve">Given:</w:t>
+      </w:r>
+      <w:r>
+        <w:t xml:space="preserve"> </w:t>
+      </w:r>
+      <w:r>
+        <w:rPr>
+          <w:rStyle w:val="VerbatimChar"/>
+        </w:rPr>
+        <w:t xml:space="preserve">R(A,B,C,D)</w:t>
+      </w:r>
+      <w:r>
+        <w:t xml:space="preserve">, FDs</w:t>
+      </w:r>
+      <w:r>
+        <w:t xml:space="preserve"> </w:t>
+      </w:r>
+      <w:r>
+        <w:rPr>
+          <w:rStyle w:val="VerbatimChar"/>
+        </w:rPr>
+        <w:t xml:space="preserve">AB → C</w:t>
+      </w:r>
+      <w:r>
+        <w:t xml:space="preserve">,</w:t>
+      </w:r>
+      <w:r>
+        <w:t xml:space="preserve"> </w:t>
+      </w:r>
+      <w:r>
+        <w:rPr>
+          <w:rStyle w:val="VerbatimChar"/>
+        </w:rPr>
+        <w:t xml:space="preserve">C → D</w:t>
+      </w:r>
+      <w:r>
+        <w:t xml:space="preserve">, candidate key</w:t>
+      </w:r>
+      <w:r>
+        <w:t xml:space="preserve"> </w:t>
+      </w:r>
+      <w:r>
+        <w:rPr>
+          <w:rStyle w:val="VerbatimChar"/>
+        </w:rPr>
+        <w:t xml:space="preserve">{A,B}</w:t>
+      </w:r>
+      <w:r>
+        <w:t xml:space="preserve">.</w:t>
+      </w:r>
+      <w:r>
+        <w:t xml:space="preserve"> </w:t>
+      </w:r>
+      <w:r>
+        <w:t xml:space="preserve">Prime = {A,B}; non-prime = {C,D}.</w:t>
+      </w:r>
+      <w:r>
+        <w:t xml:space="preserve"> </w:t>
+      </w:r>
+      <w:r>
+        <w:t xml:space="preserve">-</w:t>
+      </w:r>
+      <w:r>
+        <w:t xml:space="preserve"> </w:t>
+      </w:r>
+      <w:r>
+        <w:rPr>
+          <w:b/>
+          <w:bCs/>
+        </w:rPr>
+        <w:t xml:space="preserve">1NF?</w:t>
+      </w:r>
+      <w:r>
+        <w:t xml:space="preserve"> </w:t>
+      </w:r>
+      <w:r>
+        <w:t xml:space="preserve">assume atomic → yes.</w:t>
+      </w:r>
+      <w:r>
+        <w:t xml:space="preserve"> </w:t>
+      </w:r>
+      <w:r>
+        <w:t xml:space="preserve">-</w:t>
+      </w:r>
+      <w:r>
+        <w:t xml:space="preserve"> </w:t>
+      </w:r>
+      <w:r>
+        <w:rPr>
+          <w:b/>
+          <w:bCs/>
+        </w:rPr>
+        <w:t xml:space="preserve">2NF?</w:t>
+      </w:r>
+      <w:r>
+        <w:t xml:space="preserve"> </w:t>
+      </w:r>
+      <w:r>
+        <w:t xml:space="preserve">any non-prime on</w:t>
+      </w:r>
+      <w:r>
+        <w:t xml:space="preserve"> </w:t>
+      </w:r>
+      <w:r>
+        <w:rPr>
+          <w:i/>
+          <w:iCs/>
+        </w:rPr>
+        <w:t xml:space="preserve">part</w:t>
+      </w:r>
+      <w:r>
+        <w:t xml:space="preserve"> </w:t>
+      </w:r>
+      <w:r>
+        <w:t xml:space="preserve">of</w:t>
+      </w:r>
+      <w:r>
+        <w:t xml:space="preserve"> </w:t>
+      </w:r>
+      <w:r>
+        <w:rPr>
+          <w:rStyle w:val="VerbatimChar"/>
+        </w:rPr>
+        <w:t xml:space="preserve">{A,B}</w:t>
+      </w:r>
+      <w:r>
+        <w:t xml:space="preserve">?</w:t>
+      </w:r>
+      <w:r>
+        <w:t xml:space="preserve"> </w:t>
+      </w:r>
+      <w:r>
+        <w:rPr>
+          <w:rStyle w:val="VerbatimChar"/>
+        </w:rPr>
+        <w:t xml:space="preserve">AB→C</w:t>
+      </w:r>
+      <w:r>
+        <w:t xml:space="preserve"> </w:t>
+      </w:r>
+      <w:r>
+        <w:t xml:space="preserve">uses the whole key; no</w:t>
+      </w:r>
+      <w:r>
+        <w:t xml:space="preserve"> </w:t>
+      </w:r>
+      <w:r>
+        <w:t xml:space="preserve">partial dep →</w:t>
+      </w:r>
+      <w:r>
+        <w:t xml:space="preserve"> </w:t>
+      </w:r>
+      <w:r>
+        <w:rPr>
+          <w:b/>
+          <w:bCs/>
+        </w:rPr>
+        <w:t xml:space="preserve">2NF holds</w:t>
+      </w:r>
+      <w:r>
+        <w:t xml:space="preserve">.</w:t>
+      </w:r>
+      <w:r>
+        <w:t xml:space="preserve"> </w:t>
+      </w:r>
+      <w:r>
+        <w:t xml:space="preserve">-</w:t>
+      </w:r>
+      <w:r>
+        <w:t xml:space="preserve"> </w:t>
+      </w:r>
+      <w:r>
+        <w:rPr>
+          <w:b/>
+          <w:bCs/>
+        </w:rPr>
+        <w:t xml:space="preserve">3NF?</w:t>
+      </w:r>
+      <w:r>
+        <w:t xml:space="preserve"> </w:t>
+      </w:r>
+      <w:r>
+        <w:rPr>
+          <w:rStyle w:val="VerbatimChar"/>
+        </w:rPr>
+        <w:t xml:space="preserve">C → D</w:t>
+      </w:r>
+      <w:r>
+        <w:t xml:space="preserve">: C is</w:t>
+      </w:r>
+      <w:r>
+        <w:t xml:space="preserve"> </w:t>
+      </w:r>
+      <w:r>
+        <w:rPr>
+          <w:b/>
+          <w:bCs/>
+        </w:rPr>
+        <w:t xml:space="preserve">not</w:t>
+      </w:r>
+      <w:r>
+        <w:t xml:space="preserve"> </w:t>
+      </w:r>
+      <w:r>
+        <w:t xml:space="preserve">a super key (</w:t>
+      </w:r>
+      <w:r>
+        <w:rPr>
+          <w:rStyle w:val="VerbatimChar"/>
+        </w:rPr>
+        <w:t xml:space="preserve">C⁺ = {C,D}</w:t>
+      </w:r>
+      <w:r>
+        <w:t xml:space="preserve"> </w:t>
+      </w:r>
+      <w:r>
+        <w:t xml:space="preserve">≠ all), and D is</w:t>
+      </w:r>
+      <w:r>
+        <w:t xml:space="preserve"> </w:t>
+      </w:r>
+      <w:r>
+        <w:rPr>
+          <w:b/>
+          <w:bCs/>
+        </w:rPr>
+        <w:t xml:space="preserve">non-prime</w:t>
+      </w:r>
+      <w:r>
+        <w:t xml:space="preserve"> </w:t>
+      </w:r>
+      <w:r>
+        <w:t xml:space="preserve">→</w:t>
+      </w:r>
+      <w:r>
+        <w:t xml:space="preserve"> </w:t>
+      </w:r>
+      <w:r>
+        <w:rPr>
+          <w:b/>
+          <w:bCs/>
+        </w:rPr>
+        <w:t xml:space="preserve">transitive dependency</w:t>
+      </w:r>
+      <w:r>
+        <w:t xml:space="preserve"> </w:t>
+      </w:r>
+      <w:r>
+        <w:t xml:space="preserve">→</w:t>
+      </w:r>
+      <w:r>
+        <w:t xml:space="preserve"> </w:t>
+      </w:r>
+      <w:r>
+        <w:rPr>
+          <w:b/>
+          <w:bCs/>
+        </w:rPr>
+        <w:t xml:space="preserve">fails 3NF</w:t>
+      </w:r>
+      <w:r>
+        <w:t xml:space="preserve">.</w:t>
+      </w:r>
+      <w:r>
+        <w:t xml:space="preserve"> </w:t>
+      </w:r>
+      <w:r>
+        <w:t xml:space="preserve">-</w:t>
+      </w:r>
+      <w:r>
+        <w:t xml:space="preserve"> </w:t>
+      </w:r>
+      <w:r>
+        <w:rPr>
+          <w:b/>
+          <w:bCs/>
+        </w:rPr>
+        <w:t xml:space="preserve">Highest NF = 2NF.</w:t>
+      </w:r>
+      <w:r>
+        <w:t xml:space="preserve"> </w:t>
+      </w:r>
+      <w:r>
+        <w:rPr>
+          <w:i/>
+          <w:iCs/>
+        </w:rPr>
+        <w:t xml:space="preserve">Fix:</w:t>
+      </w:r>
+      <w:r>
+        <w:t xml:space="preserve"> </w:t>
+      </w:r>
+      <w:r>
+        <w:t xml:space="preserve">split into</w:t>
+      </w:r>
+      <w:r>
+        <w:t xml:space="preserve"> </w:t>
+      </w:r>
+      <w:r>
+        <w:rPr>
+          <w:rStyle w:val="VerbatimChar"/>
+        </w:rPr>
+        <w:t xml:space="preserve">R1(A,B,C)</w:t>
+      </w:r>
+      <w:r>
+        <w:t xml:space="preserve"> </w:t>
+      </w:r>
+      <w:r>
+        <w:t xml:space="preserve">and</w:t>
+      </w:r>
+      <w:r>
+        <w:t xml:space="preserve"> </w:t>
+      </w:r>
+      <w:r>
+        <w:rPr>
+          <w:rStyle w:val="VerbatimChar"/>
+        </w:rPr>
+        <w:t xml:space="preserve">R2(C,D)</w:t>
+      </w:r>
+      <w:r>
+        <w:t xml:space="preserve">.</w:t>
+      </w:r>
+    </w:p>
+    <w:p>
+      <w:pPr>
+        <w:pStyle w:val="BlockText"/>
+      </w:pPr>
+      <w:r>
+        <w:rPr>
+          <w:b/>
+          <w:bCs/>
+        </w:rPr>
+        <w:t xml:space="preserve">Exam technique:</w:t>
+      </w:r>
+      <w:r>
+        <w:t xml:space="preserve"> </w:t>
+      </w:r>
+      <w:r>
+        <w:t xml:space="preserve">always (1) list candidate keys via closure, (2) mark</w:t>
+      </w:r>
+      <w:r>
+        <w:t xml:space="preserve"> </w:t>
+      </w:r>
+      <w:r>
+        <w:t xml:space="preserve">prime/non-prime, (3) test each FD against 2NF→3NF→BCNF in order. The</w:t>
+      </w:r>
+      <w:r>
+        <w:t xml:space="preserve"> </w:t>
+      </w:r>
+      <w:r>
+        <w:rPr>
+          <w:b/>
+          <w:bCs/>
+        </w:rPr>
+        <w:t xml:space="preserve">highest</w:t>
+      </w:r>
+      <w:r>
+        <w:t xml:space="preserve"> </w:t>
+      </w:r>
+      <w:r>
+        <w:t xml:space="preserve">normal form is the last one that holds before the first failure.</w:t>
+      </w:r>
+    </w:p>
+    <w:p>
+      <w:r>
+        <w:pict>
+          <v:rect style="width:0;height:1.5pt" o:hralign="center" o:hrstd="t" o:hr="t"/>
+        </w:pict>
+      </w:r>
+    </w:p>
+    <w:bookmarkEnd w:id="72"/>
+    <w:bookmarkEnd w:id="73"/>
+    <w:bookmarkStart w:id="74" w:name="real-world-backend-perspectives"/>
+    <w:p>
+      <w:pPr>
+        <w:pStyle w:val="Heading2"/>
+      </w:pPr>
+      <w:r>
+        <w:t xml:space="preserve">5.14 Real-World &amp; Backend Perspectives</w:t>
       </w:r>
     </w:p>
     <w:p>
@@ -8030,7 +11274,7 @@
         <w:pStyle w:val="Compact"/>
         <w:numPr>
           <w:ilvl w:val="0"/>
-          <w:numId w:val="1009"/>
+          <w:numId w:val="1010"/>
         </w:numPr>
       </w:pPr>
       <w:r>
@@ -8038,77 +11282,35 @@
           <w:b/>
           <w:bCs/>
         </w:rPr>
-        <w:t xml:space="preserve">Denormalization (deliberate):</w:t>
-      </w:r>
-      <w:r>
-        <w:t xml:space="preserve"> </w:t>
-      </w:r>
-      <w:r>
-        <w:t xml:space="preserve">read-heavy systems and</w:t>
-      </w:r>
-      <w:r>
-        <w:t xml:space="preserve"> </w:t>
-      </w:r>
-      <w:r>
-        <w:rPr>
-          <w:b/>
-          <w:bCs/>
-        </w:rPr>
-        <w:t xml:space="preserve">data warehouses</w:t>
-      </w:r>
-      <w:r>
-        <w:t xml:space="preserve"> </w:t>
-      </w:r>
-      <w:r>
-        <w:t xml:space="preserve">(Module 11) often</w:t>
-      </w:r>
-      <w:r>
-        <w:t xml:space="preserve"> </w:t>
-      </w:r>
-      <w:r>
-        <w:rPr>
-          <w:i/>
-          <w:iCs/>
-        </w:rPr>
-        <w:t xml:space="preserve">denormalize</w:t>
-      </w:r>
-      <w:r>
-        <w:t xml:space="preserve"> </w:t>
-      </w:r>
-      <w:r>
-        <w:t xml:space="preserve">(star schema) to avoid expensive joins — trading</w:t>
-      </w:r>
-      <w:r>
-        <w:t xml:space="preserve"> </w:t>
-      </w:r>
-      <w:r>
-        <w:t xml:space="preserve">redundancy for read speed. You normalize for</w:t>
-      </w:r>
-      <w:r>
-        <w:t xml:space="preserve"> </w:t>
-      </w:r>
-      <w:r>
-        <w:rPr>
-          <w:b/>
-          <w:bCs/>
-        </w:rPr>
-        <w:t xml:space="preserve">writes</w:t>
-      </w:r>
-      <w:r>
-        <w:t xml:space="preserve">, denormalize for</w:t>
-      </w:r>
-      <w:r>
-        <w:t xml:space="preserve"> </w:t>
-      </w:r>
-      <w:r>
-        <w:rPr>
-          <w:b/>
-          <w:bCs/>
-        </w:rPr>
-        <w:t xml:space="preserve">reads</w:t>
-      </w:r>
-      <w:r>
-        <w:t xml:space="preserve">.</w:t>
+        <w:t xml:space="preserve">Backend:</w:t>
+      </w:r>
+      <w:r>
+        <w:t xml:space="preserve"> </w:t>
+      </w:r>
+      <w:r>
+        <w:t xml:space="preserve">OLTP schemas are usually normalized to</w:t>
+      </w:r>
+      <w:r>
+        <w:t xml:space="preserve"> </w:t>
+      </w:r>
+      <w:r>
+        <w:rPr>
+          <w:b/>
+          <w:bCs/>
+        </w:rPr>
+        <w:t xml:space="preserve">3NF</w:t>
+      </w:r>
+      <w:r>
+        <w:t xml:space="preserve"> </w:t>
+      </w:r>
+      <w:r>
+        <w:t xml:space="preserve">to avoid update</w:t>
+      </w:r>
+      <w:r>
+        <w:t xml:space="preserve"> </w:t>
+      </w:r>
+      <w:r>
+        <w:t xml:space="preserve">anomalies in transactional data (orders, payments, users).</w:t>
       </w:r>
     </w:p>
     <w:p>
@@ -8116,7 +11318,93 @@
         <w:pStyle w:val="Compact"/>
         <w:numPr>
           <w:ilvl w:val="0"/>
-          <w:numId w:val="1009"/>
+          <w:numId w:val="1010"/>
+        </w:numPr>
+      </w:pPr>
+      <w:r>
+        <w:rPr>
+          <w:b/>
+          <w:bCs/>
+        </w:rPr>
+        <w:t xml:space="preserve">Denormalization (deliberate):</w:t>
+      </w:r>
+      <w:r>
+        <w:t xml:space="preserve"> </w:t>
+      </w:r>
+      <w:r>
+        <w:t xml:space="preserve">read-heavy systems and</w:t>
+      </w:r>
+      <w:r>
+        <w:t xml:space="preserve"> </w:t>
+      </w:r>
+      <w:r>
+        <w:rPr>
+          <w:b/>
+          <w:bCs/>
+        </w:rPr>
+        <w:t xml:space="preserve">data warehouses</w:t>
+      </w:r>
+      <w:r>
+        <w:t xml:space="preserve"> </w:t>
+      </w:r>
+      <w:r>
+        <w:t xml:space="preserve">(Module 11) often</w:t>
+      </w:r>
+      <w:r>
+        <w:t xml:space="preserve"> </w:t>
+      </w:r>
+      <w:r>
+        <w:rPr>
+          <w:i/>
+          <w:iCs/>
+        </w:rPr>
+        <w:t xml:space="preserve">denormalize</w:t>
+      </w:r>
+      <w:r>
+        <w:t xml:space="preserve"> </w:t>
+      </w:r>
+      <w:r>
+        <w:t xml:space="preserve">(star schema) to avoid expensive joins — trading</w:t>
+      </w:r>
+      <w:r>
+        <w:t xml:space="preserve"> </w:t>
+      </w:r>
+      <w:r>
+        <w:t xml:space="preserve">redundancy for read speed. You normalize for</w:t>
+      </w:r>
+      <w:r>
+        <w:t xml:space="preserve"> </w:t>
+      </w:r>
+      <w:r>
+        <w:rPr>
+          <w:b/>
+          <w:bCs/>
+        </w:rPr>
+        <w:t xml:space="preserve">writes</w:t>
+      </w:r>
+      <w:r>
+        <w:t xml:space="preserve">, denormalize for</w:t>
+      </w:r>
+      <w:r>
+        <w:t xml:space="preserve"> </w:t>
+      </w:r>
+      <w:r>
+        <w:rPr>
+          <w:b/>
+          <w:bCs/>
+        </w:rPr>
+        <w:t xml:space="preserve">reads</w:t>
+      </w:r>
+      <w:r>
+        <w:t xml:space="preserve">.</w:t>
+      </w:r>
+    </w:p>
+    <w:p>
+      <w:pPr>
+        <w:pStyle w:val="Compact"/>
+        <w:numPr>
+          <w:ilvl w:val="0"/>
+          <w:numId w:val="1010"/>
         </w:numPr>
       </w:pPr>
       <w:r>
@@ -8152,8 +11440,8 @@
         </w:pict>
       </w:r>
     </w:p>
-    <w:bookmarkEnd w:id="67"/>
-    <w:bookmarkStart w:id="68" w:name="tradeoffs-common-mistakes-edge-cases"/>
+    <w:bookmarkEnd w:id="74"/>
+    <w:bookmarkStart w:id="75" w:name="tradeoffs-common-mistakes-edge-cases"/>
     <w:p>
       <w:pPr>
         <w:pStyle w:val="Heading2"/>
@@ -8598,8 +11886,8 @@
         </w:pict>
       </w:r>
     </w:p>
-    <w:bookmarkEnd w:id="68"/>
-    <w:bookmarkStart w:id="69" w:name="exam-interview-coding-perspectives"/>
+    <w:bookmarkEnd w:id="75"/>
+    <w:bookmarkStart w:id="76" w:name="exam-interview-coding-perspectives"/>
     <w:p>
       <w:pPr>
         <w:pStyle w:val="Heading2"/>
@@ -8842,8 +12130,8 @@
         </w:pict>
       </w:r>
     </w:p>
-    <w:bookmarkEnd w:id="69"/>
-    <w:bookmarkStart w:id="70" w:name="concept-checks-mcqs"/>
+    <w:bookmarkEnd w:id="76"/>
+    <w:bookmarkStart w:id="77" w:name="concept-checks-mcqs"/>
     <w:p>
       <w:pPr>
         <w:pStyle w:val="Heading2"/>
@@ -8857,7 +12145,7 @@
         <w:pStyle w:val="Compact"/>
         <w:numPr>
           <w:ilvl w:val="0"/>
-          <w:numId w:val="1010"/>
+          <w:numId w:val="1011"/>
         </w:numPr>
       </w:pPr>
       <w:r>
@@ -8906,7 +12194,7 @@
         <w:pStyle w:val="Compact"/>
         <w:numPr>
           <w:ilvl w:val="0"/>
-          <w:numId w:val="1010"/>
+          <w:numId w:val="1011"/>
         </w:numPr>
       </w:pPr>
       <w:r>
@@ -8967,7 +12255,7 @@
         <w:pStyle w:val="Compact"/>
         <w:numPr>
           <w:ilvl w:val="0"/>
-          <w:numId w:val="1010"/>
+          <w:numId w:val="1011"/>
         </w:numPr>
       </w:pPr>
       <w:r>
@@ -8992,7 +12280,7 @@
         <w:pStyle w:val="Compact"/>
         <w:numPr>
           <w:ilvl w:val="0"/>
-          <w:numId w:val="1010"/>
+          <w:numId w:val="1011"/>
         </w:numPr>
       </w:pPr>
       <w:r>
@@ -9017,7 +12305,7 @@
         <w:pStyle w:val="Compact"/>
         <w:numPr>
           <w:ilvl w:val="0"/>
-          <w:numId w:val="1010"/>
+          <w:numId w:val="1011"/>
         </w:numPr>
       </w:pPr>
       <w:r>
@@ -9042,7 +12330,7 @@
         <w:pStyle w:val="Compact"/>
         <w:numPr>
           <w:ilvl w:val="0"/>
-          <w:numId w:val="1010"/>
+          <w:numId w:val="1011"/>
         </w:numPr>
       </w:pPr>
       <w:r>
@@ -9067,7 +12355,7 @@
         <w:pStyle w:val="Compact"/>
         <w:numPr>
           <w:ilvl w:val="0"/>
-          <w:numId w:val="1010"/>
+          <w:numId w:val="1011"/>
         </w:numPr>
       </w:pPr>
       <w:r>
@@ -9092,7 +12380,7 @@
         <w:pStyle w:val="Compact"/>
         <w:numPr>
           <w:ilvl w:val="0"/>
-          <w:numId w:val="1010"/>
+          <w:numId w:val="1011"/>
         </w:numPr>
       </w:pPr>
       <w:r>
@@ -9117,7 +12405,7 @@
         <w:pStyle w:val="Compact"/>
         <w:numPr>
           <w:ilvl w:val="0"/>
-          <w:numId w:val="1010"/>
+          <w:numId w:val="1011"/>
         </w:numPr>
       </w:pPr>
       <w:r>
@@ -9142,7 +12430,7 @@
         <w:pStyle w:val="Compact"/>
         <w:numPr>
           <w:ilvl w:val="0"/>
-          <w:numId w:val="1010"/>
+          <w:numId w:val="1011"/>
         </w:numPr>
       </w:pPr>
       <w:r>
@@ -9167,7 +12455,7 @@
         <w:pStyle w:val="Compact"/>
         <w:numPr>
           <w:ilvl w:val="0"/>
-          <w:numId w:val="1010"/>
+          <w:numId w:val="1011"/>
         </w:numPr>
       </w:pPr>
       <w:r>
@@ -9209,7 +12497,7 @@
         <w:pStyle w:val="Compact"/>
         <w:numPr>
           <w:ilvl w:val="0"/>
-          <w:numId w:val="1010"/>
+          <w:numId w:val="1011"/>
         </w:numPr>
       </w:pPr>
       <w:r>
@@ -9250,7 +12538,7 @@
         <w:pStyle w:val="Compact"/>
         <w:numPr>
           <w:ilvl w:val="0"/>
-          <w:numId w:val="1010"/>
+          <w:numId w:val="1011"/>
         </w:numPr>
       </w:pPr>
       <w:r>
@@ -9308,7 +12596,7 @@
         <w:pStyle w:val="Compact"/>
         <w:numPr>
           <w:ilvl w:val="0"/>
-          <w:numId w:val="1010"/>
+          <w:numId w:val="1011"/>
         </w:numPr>
       </w:pPr>
       <w:r>
@@ -9342,7 +12630,7 @@
         <w:pStyle w:val="Compact"/>
         <w:numPr>
           <w:ilvl w:val="0"/>
-          <w:numId w:val="1010"/>
+          <w:numId w:val="1011"/>
         </w:numPr>
       </w:pPr>
       <w:r>
@@ -9383,7 +12671,7 @@
         <w:pStyle w:val="Compact"/>
         <w:numPr>
           <w:ilvl w:val="0"/>
-          <w:numId w:val="1010"/>
+          <w:numId w:val="1011"/>
         </w:numPr>
       </w:pPr>
       <w:r>
@@ -9431,6 +12719,538 @@
       </w:r>
       <w:r>
         <w:t xml:space="preserve">(every super key must contain both A and B).</w:t>
+      </w:r>
+    </w:p>
+    <w:p>
+      <w:pPr>
+        <w:pStyle w:val="Compact"/>
+        <w:numPr>
+          <w:ilvl w:val="0"/>
+          <w:numId w:val="1011"/>
+        </w:numPr>
+      </w:pPr>
+      <w:r>
+        <w:t xml:space="preserve">In</w:t>
+      </w:r>
+      <w:r>
+        <w:t xml:space="preserve"> </w:t>
+      </w:r>
+      <w:r>
+        <w:rPr>
+          <w:rStyle w:val="VerbatimChar"/>
+        </w:rPr>
+        <w:t xml:space="preserve">R(A,B,C,D,E,F)</w:t>
+      </w:r>
+      <w:r>
+        <w:t xml:space="preserve"> </w:t>
+      </w:r>
+      <w:r>
+        <w:t xml:space="preserve">with</w:t>
+      </w:r>
+      <w:r>
+        <w:t xml:space="preserve"> </w:t>
+      </w:r>
+      <w:r>
+        <w:rPr>
+          <w:rStyle w:val="VerbatimChar"/>
+        </w:rPr>
+        <w:t xml:space="preserve">A→B, B→C, CD→E, A→D, E→F</w:t>
+      </w:r>
+      <w:r>
+        <w:t xml:space="preserve">, is</w:t>
+      </w:r>
+      <w:r>
+        <w:t xml:space="preserve"> </w:t>
+      </w:r>
+      <w:r>
+        <w:rPr>
+          <w:rStyle w:val="VerbatimChar"/>
+        </w:rPr>
+        <w:t xml:space="preserve">A</w:t>
+      </w:r>
+      <w:r>
+        <w:t xml:space="preserve"> </w:t>
+      </w:r>
+      <w:r>
+        <w:t xml:space="preserve">a candidate key? →</w:t>
+      </w:r>
+      <w:r>
+        <w:t xml:space="preserve"> </w:t>
+      </w:r>
+      <w:r>
+        <w:rPr>
+          <w:b/>
+          <w:bCs/>
+        </w:rPr>
+        <w:t xml:space="preserve">Yes</w:t>
+      </w:r>
+      <w:r>
+        <w:t xml:space="preserve"> </w:t>
+      </w:r>
+      <w:r>
+        <w:t xml:space="preserve">—</w:t>
+      </w:r>
+      <w:r>
+        <w:t xml:space="preserve"> </w:t>
+      </w:r>
+      <w:r>
+        <w:rPr>
+          <w:rStyle w:val="VerbatimChar"/>
+        </w:rPr>
+        <w:t xml:space="preserve">A⁺</w:t>
+      </w:r>
+      <w:r>
+        <w:t xml:space="preserve"> </w:t>
+      </w:r>
+      <w:r>
+        <w:t xml:space="preserve">= all six attributes (see §5.11A(a)).</w:t>
+      </w:r>
+    </w:p>
+    <w:p>
+      <w:pPr>
+        <w:pStyle w:val="Compact"/>
+        <w:numPr>
+          <w:ilvl w:val="0"/>
+          <w:numId w:val="1011"/>
+        </w:numPr>
+      </w:pPr>
+      <w:r>
+        <w:t xml:space="preserve">To make a right-hand side single-attribute is which minimal-cover step? →</w:t>
+      </w:r>
+      <w:r>
+        <w:t xml:space="preserve"> </w:t>
+      </w:r>
+      <w:r>
+        <w:rPr>
+          <w:b/>
+          <w:bCs/>
+        </w:rPr>
+        <w:t xml:space="preserve">Step 1 (singleton RHS)</w:t>
+      </w:r>
+      <w:r>
+        <w:t xml:space="preserve">.</w:t>
+      </w:r>
+    </w:p>
+    <w:p>
+      <w:pPr>
+        <w:pStyle w:val="Compact"/>
+        <w:numPr>
+          <w:ilvl w:val="0"/>
+          <w:numId w:val="1011"/>
+        </w:numPr>
+      </w:pPr>
+      <w:r>
+        <w:t xml:space="preserve">In</w:t>
+      </w:r>
+      <w:r>
+        <w:t xml:space="preserve"> </w:t>
+      </w:r>
+      <w:r>
+        <w:rPr>
+          <w:rStyle w:val="VerbatimChar"/>
+        </w:rPr>
+        <w:t xml:space="preserve">AB→C</w:t>
+      </w:r>
+      <w:r>
+        <w:t xml:space="preserve">, if</w:t>
+      </w:r>
+      <w:r>
+        <w:t xml:space="preserve"> </w:t>
+      </w:r>
+      <w:r>
+        <w:rPr>
+          <w:rStyle w:val="VerbatimChar"/>
+        </w:rPr>
+        <w:t xml:space="preserve">B⁺ = {B,C}</w:t>
+      </w:r>
+      <w:r>
+        <w:t xml:space="preserve">, is</w:t>
+      </w:r>
+      <w:r>
+        <w:t xml:space="preserve"> </w:t>
+      </w:r>
+      <w:r>
+        <w:rPr>
+          <w:rStyle w:val="VerbatimChar"/>
+        </w:rPr>
+        <w:t xml:space="preserve">A</w:t>
+      </w:r>
+      <w:r>
+        <w:t xml:space="preserve"> </w:t>
+      </w:r>
+      <w:r>
+        <w:t xml:space="preserve">extraneous on the LHS? →</w:t>
+      </w:r>
+      <w:r>
+        <w:t xml:space="preserve"> </w:t>
+      </w:r>
+      <w:r>
+        <w:rPr>
+          <w:b/>
+          <w:bCs/>
+        </w:rPr>
+        <w:t xml:space="preserve">Yes</w:t>
+      </w:r>
+      <w:r>
+        <w:t xml:space="preserve"> </w:t>
+      </w:r>
+      <w:r>
+        <w:t xml:space="preserve">(you can</w:t>
+      </w:r>
+      <w:r>
+        <w:t xml:space="preserve"> </w:t>
+      </w:r>
+      <w:r>
+        <w:t xml:space="preserve">derive C from B alone, so</w:t>
+      </w:r>
+      <w:r>
+        <w:t xml:space="preserve"> </w:t>
+      </w:r>
+      <w:r>
+        <w:rPr>
+          <w:rStyle w:val="VerbatimChar"/>
+        </w:rPr>
+        <w:t xml:space="preserve">AB→C</w:t>
+      </w:r>
+      <w:r>
+        <w:t xml:space="preserve"> </w:t>
+      </w:r>
+      <w:r>
+        <w:t xml:space="preserve">reduces to</w:t>
+      </w:r>
+      <w:r>
+        <w:t xml:space="preserve"> </w:t>
+      </w:r>
+      <w:r>
+        <w:rPr>
+          <w:rStyle w:val="VerbatimChar"/>
+        </w:rPr>
+        <w:t xml:space="preserve">B→C</w:t>
+      </w:r>
+      <w:r>
+        <w:t xml:space="preserve">).</w:t>
+      </w:r>
+    </w:p>
+    <w:p>
+      <w:pPr>
+        <w:pStyle w:val="Compact"/>
+        <w:numPr>
+          <w:ilvl w:val="0"/>
+          <w:numId w:val="1011"/>
+        </w:numPr>
+      </w:pPr>
+      <w:r>
+        <w:t xml:space="preserve">A BCNF decomposition of</w:t>
+      </w:r>
+      <w:r>
+        <w:t xml:space="preserve"> </w:t>
+      </w:r>
+      <w:r>
+        <w:rPr>
+          <w:rStyle w:val="VerbatimChar"/>
+        </w:rPr>
+        <w:t xml:space="preserve">R(A,B,C)</w:t>
+      </w:r>
+      <w:r>
+        <w:t xml:space="preserve"> </w:t>
+      </w:r>
+      <w:r>
+        <w:t xml:space="preserve">with</w:t>
+      </w:r>
+      <w:r>
+        <w:t xml:space="preserve"> </w:t>
+      </w:r>
+      <w:r>
+        <w:rPr>
+          <w:rStyle w:val="VerbatimChar"/>
+        </w:rPr>
+        <w:t xml:space="preserve">AB→C, C→B</w:t>
+      </w:r>
+      <w:r>
+        <w:t xml:space="preserve"> </w:t>
+      </w:r>
+      <w:r>
+        <w:t xml:space="preserve">produces which two tables? →</w:t>
+      </w:r>
+      <w:r>
+        <w:t xml:space="preserve"> </w:t>
+      </w:r>
+      <w:r>
+        <w:rPr>
+          <w:rStyle w:val="VerbatimChar"/>
+          <w:b/>
+          <w:bCs/>
+        </w:rPr>
+        <w:t xml:space="preserve">(C,B)</w:t>
+      </w:r>
+      <w:r>
+        <w:rPr>
+          <w:b/>
+          <w:bCs/>
+        </w:rPr>
+        <w:t xml:space="preserve"> </w:t>
+      </w:r>
+      <w:r>
+        <w:rPr>
+          <w:b/>
+          <w:bCs/>
+        </w:rPr>
+        <w:t xml:space="preserve">and</w:t>
+      </w:r>
+      <w:r>
+        <w:rPr>
+          <w:b/>
+          <w:bCs/>
+        </w:rPr>
+        <w:t xml:space="preserve"> </w:t>
+      </w:r>
+      <w:r>
+        <w:rPr>
+          <w:rStyle w:val="VerbatimChar"/>
+          <w:b/>
+          <w:bCs/>
+        </w:rPr>
+        <w:t xml:space="preserve">(A,C)</w:t>
+      </w:r>
+      <w:r>
+        <w:t xml:space="preserve"> </w:t>
+      </w:r>
+      <w:r>
+        <w:t xml:space="preserve">(splitting on the violating</w:t>
+      </w:r>
+      <w:r>
+        <w:t xml:space="preserve"> </w:t>
+      </w:r>
+      <w:r>
+        <w:rPr>
+          <w:rStyle w:val="VerbatimChar"/>
+        </w:rPr>
+        <w:t xml:space="preserve">C→B</w:t>
+      </w:r>
+      <w:r>
+        <w:t xml:space="preserve">).</w:t>
+      </w:r>
+    </w:p>
+    <w:p>
+      <w:pPr>
+        <w:pStyle w:val="Compact"/>
+        <w:numPr>
+          <w:ilvl w:val="0"/>
+          <w:numId w:val="1011"/>
+        </w:numPr>
+      </w:pPr>
+      <w:r>
+        <w:t xml:space="preserve">That BCNF split loses which dependency? →</w:t>
+      </w:r>
+      <w:r>
+        <w:t xml:space="preserve"> </w:t>
+      </w:r>
+      <w:r>
+        <w:rPr>
+          <w:rStyle w:val="VerbatimChar"/>
+          <w:b/>
+          <w:bCs/>
+        </w:rPr>
+        <w:t xml:space="preserve">AB→C</w:t>
+      </w:r>
+      <w:r>
+        <w:t xml:space="preserve"> </w:t>
+      </w:r>
+      <w:r>
+        <w:t xml:space="preserve">(not checkable on a single</w:t>
+      </w:r>
+      <w:r>
+        <w:t xml:space="preserve"> </w:t>
+      </w:r>
+      <w:r>
+        <w:t xml:space="preserve">table).</w:t>
+      </w:r>
+    </w:p>
+    <w:p>
+      <w:pPr>
+        <w:pStyle w:val="Compact"/>
+        <w:numPr>
+          <w:ilvl w:val="0"/>
+          <w:numId w:val="1011"/>
+        </w:numPr>
+      </w:pPr>
+      <w:r>
+        <w:t xml:space="preserve">To test lossless join for a decomposition into</w:t>
+      </w:r>
+      <w:r>
+        <w:t xml:space="preserve"> </w:t>
+      </w:r>
+      <w:r>
+        <w:rPr>
+          <w:b/>
+          <w:bCs/>
+        </w:rPr>
+        <w:t xml:space="preserve">3 tables</w:t>
+      </w:r>
+      <w:r>
+        <w:t xml:space="preserve">, which method? →</w:t>
+      </w:r>
+      <w:r>
+        <w:t xml:space="preserve"> </w:t>
+      </w:r>
+      <w:r>
+        <w:rPr>
+          <w:b/>
+          <w:bCs/>
+        </w:rPr>
+        <w:t xml:space="preserve">tableau / chase (matrix)</w:t>
+      </w:r>
+      <w:r>
+        <w:t xml:space="preserve"> </w:t>
+      </w:r>
+      <w:r>
+        <w:t xml:space="preserve">— lossless iff some row becomes all-distinguished.</w:t>
+      </w:r>
+    </w:p>
+    <w:p>
+      <w:pPr>
+        <w:pStyle w:val="Compact"/>
+        <w:numPr>
+          <w:ilvl w:val="0"/>
+          <w:numId w:val="1011"/>
+        </w:numPr>
+      </w:pPr>
+      <w:r>
+        <w:t xml:space="preserve">Prime attributes of</w:t>
+      </w:r>
+      <w:r>
+        <w:t xml:space="preserve"> </w:t>
+      </w:r>
+      <w:r>
+        <w:rPr>
+          <w:rStyle w:val="VerbatimChar"/>
+        </w:rPr>
+        <w:t xml:space="preserve">R(A,B,C)</w:t>
+      </w:r>
+      <w:r>
+        <w:t xml:space="preserve"> </w:t>
+      </w:r>
+      <w:r>
+        <w:t xml:space="preserve">with keys</w:t>
+      </w:r>
+      <w:r>
+        <w:t xml:space="preserve"> </w:t>
+      </w:r>
+      <w:r>
+        <w:rPr>
+          <w:rStyle w:val="VerbatimChar"/>
+        </w:rPr>
+        <w:t xml:space="preserve">{A,B}</w:t>
+      </w:r>
+      <w:r>
+        <w:t xml:space="preserve"> </w:t>
+      </w:r>
+      <w:r>
+        <w:t xml:space="preserve">and</w:t>
+      </w:r>
+      <w:r>
+        <w:t xml:space="preserve"> </w:t>
+      </w:r>
+      <w:r>
+        <w:rPr>
+          <w:rStyle w:val="VerbatimChar"/>
+        </w:rPr>
+        <w:t xml:space="preserve">{A,C}</w:t>
+      </w:r>
+      <w:r>
+        <w:t xml:space="preserve"> </w:t>
+      </w:r>
+      <w:r>
+        <w:t xml:space="preserve">= ___ →</w:t>
+      </w:r>
+      <w:r>
+        <w:t xml:space="preserve"> </w:t>
+      </w:r>
+      <w:r>
+        <w:rPr>
+          <w:b/>
+          <w:bCs/>
+        </w:rPr>
+        <w:t xml:space="preserve">{A,B,C}</w:t>
+      </w:r>
+      <w:r>
+        <w:t xml:space="preserve"> </w:t>
+      </w:r>
+      <w:r>
+        <w:t xml:space="preserve">(union of all candidate keys → all attributes prime → automatically 3NF).</w:t>
+      </w:r>
+    </w:p>
+    <w:p>
+      <w:pPr>
+        <w:pStyle w:val="Compact"/>
+        <w:numPr>
+          <w:ilvl w:val="0"/>
+          <w:numId w:val="1011"/>
+        </w:numPr>
+      </w:pPr>
+      <w:r>
+        <w:t xml:space="preserve">Dependency preservation is tested by ___ → checking</w:t>
+      </w:r>
+      <w:r>
+        <w:t xml:space="preserve"> </w:t>
+      </w:r>
+      <w:r>
+        <w:rPr>
+          <w:rStyle w:val="VerbatimChar"/>
+        </w:rPr>
+        <w:t xml:space="preserve">(F1∪…∪Fk)⁺ = F⁺</w:t>
+      </w:r>
+      <w:r>
+        <w:t xml:space="preserve">, i.e. every</w:t>
+      </w:r>
+      <w:r>
+        <w:t xml:space="preserve"> </w:t>
+      </w:r>
+      <w:r>
+        <w:t xml:space="preserve">original FD</w:t>
+      </w:r>
+      <w:r>
+        <w:t xml:space="preserve"> </w:t>
+      </w:r>
+      <w:r>
+        <w:rPr>
+          <w:rStyle w:val="VerbatimChar"/>
+        </w:rPr>
+        <w:t xml:space="preserve">X→Y</w:t>
+      </w:r>
+      <w:r>
+        <w:t xml:space="preserve"> </w:t>
+      </w:r>
+      <w:r>
+        <w:t xml:space="preserve">still has</w:t>
+      </w:r>
+      <w:r>
+        <w:t xml:space="preserve"> </w:t>
+      </w:r>
+      <w:r>
+        <w:rPr>
+          <w:rStyle w:val="VerbatimChar"/>
+          <w:b/>
+          <w:bCs/>
+        </w:rPr>
+        <w:t xml:space="preserve">Y ⊆ X⁺</w:t>
+      </w:r>
+      <w:r>
+        <w:rPr>
+          <w:b/>
+          <w:bCs/>
+        </w:rPr>
+        <w:t xml:space="preserve"> </w:t>
+      </w:r>
+      <w:r>
+        <w:rPr>
+          <w:b/>
+          <w:bCs/>
+        </w:rPr>
+        <w:t xml:space="preserve">using only the projected (local) FDs</w:t>
+      </w:r>
+      <w:r>
+        <w:t xml:space="preserve">.</w:t>
       </w:r>
     </w:p>
     <w:p>
@@ -9900,8 +13720,8 @@
         </w:pict>
       </w:r>
     </w:p>
-    <w:bookmarkEnd w:id="70"/>
-    <w:bookmarkStart w:id="73" w:name="one-page-revision-sheet"/>
+    <w:bookmarkEnd w:id="77"/>
+    <w:bookmarkStart w:id="80" w:name="one-page-revision-sheet"/>
     <w:p>
       <w:pPr>
         <w:pStyle w:val="Heading2"/>
@@ -10191,6 +14011,51 @@
         <w:rPr>
           <w:rStyle w:val="VerbatimChar"/>
         </w:rPr>
+        <w:t xml:space="preserve">  tableau: rows=pieces, cols=attrs; a=has-attr, b=not; apply FDs (equate RHS on matching LHS);</w:t>
+      </w:r>
+      <w:r>
+        <w:br/>
+      </w:r>
+      <w:r>
+        <w:rPr>
+          <w:rStyle w:val="VerbatimChar"/>
+        </w:rPr>
+        <w:t xml:space="preserve">  LOSSLESS iff some ROW becomes ALL-a.</w:t>
+      </w:r>
+      <w:r>
+        <w:br/>
+      </w:r>
+      <w:r>
+        <w:rPr>
+          <w:rStyle w:val="VerbatimChar"/>
+        </w:rPr>
+        <w:t xml:space="preserve">DEP-PRESERVATION: (F1∪...∪Fk)+ = F+  i.e. every X-&gt;Y has Y⊆X+ using only PROJECTED/local FDs.</w:t>
+      </w:r>
+      <w:r>
+        <w:br/>
+      </w:r>
+      <w:r>
+        <w:rPr>
+          <w:rStyle w:val="VerbatimChar"/>
+        </w:rPr>
+        <w:t xml:space="preserve">3NF-not-BCNF canonical: R(A,B,C), AB-&gt;C, C-&gt;B. keys {A,B},{A,C}. C-&gt;B ok in 3NF (B prime)</w:t>
+      </w:r>
+      <w:r>
+        <w:br/>
+      </w:r>
+      <w:r>
+        <w:rPr>
+          <w:rStyle w:val="VerbatimChar"/>
+        </w:rPr>
+        <w:t xml:space="preserve">  but fails BCNF (C not superkey). BCNF split (C,B)+(A,C) =&gt; LOSES AB-&gt;C (dep-pres lost).</w:t>
+      </w:r>
+      <w:r>
+        <w:br/>
+      </w:r>
+      <w:r>
+        <w:rPr>
+          <w:rStyle w:val="VerbatimChar"/>
+        </w:rPr>
         <w:t xml:space="preserve">#SUPERKEYS given a key: every super key must CONTAIN a candidate key (count subsets that do).</w:t>
       </w:r>
       <w:r>
@@ -10215,7 +14080,7 @@
         <w:t xml:space="preserve">DENORMALIZE for read-heavy/OLAP; normalize for write-heavy/OLTP.</w:t>
       </w:r>
     </w:p>
-    <w:bookmarkStart w:id="71" w:name="flash-cards"/>
+    <w:bookmarkStart w:id="78" w:name="flash-cards"/>
     <w:p>
       <w:pPr>
         <w:pStyle w:val="Heading3"/>
@@ -10503,8 +14368,8 @@
         </w:tc>
       </w:tr>
     </w:tbl>
-    <w:bookmarkEnd w:id="71"/>
-    <w:bookmarkStart w:id="72" w:name="spaced-repetition"/>
+    <w:bookmarkEnd w:id="78"/>
+    <w:bookmarkStart w:id="79" w:name="spaced-repetition"/>
     <w:p>
       <w:pPr>
         <w:pStyle w:val="Heading3"/>
@@ -10518,7 +14383,7 @@
         <w:pStyle w:val="Compact"/>
         <w:numPr>
           <w:ilvl w:val="0"/>
-          <w:numId w:val="1011"/>
+          <w:numId w:val="1012"/>
         </w:numPr>
       </w:pPr>
       <w:r>
@@ -10540,7 +14405,7 @@
         <w:pStyle w:val="Compact"/>
         <w:numPr>
           <w:ilvl w:val="0"/>
-          <w:numId w:val="1011"/>
+          <w:numId w:val="1012"/>
         </w:numPr>
       </w:pPr>
       <w:r>
@@ -10562,7 +14427,7 @@
         <w:pStyle w:val="Compact"/>
         <w:numPr>
           <w:ilvl w:val="0"/>
-          <w:numId w:val="1011"/>
+          <w:numId w:val="1012"/>
         </w:numPr>
       </w:pPr>
       <w:r>
@@ -10592,9 +14457,9 @@
         </w:pict>
       </w:r>
     </w:p>
-    <w:bookmarkEnd w:id="72"/>
-    <w:bookmarkEnd w:id="73"/>
-    <w:bookmarkStart w:id="74" w:name="summary"/>
+    <w:bookmarkEnd w:id="79"/>
+    <w:bookmarkEnd w:id="80"/>
+    <w:bookmarkStart w:id="81" w:name="summary"/>
     <w:p>
       <w:pPr>
         <w:pStyle w:val="Heading2"/>
@@ -11018,8 +14883,8 @@
         <w:t xml:space="preserve">without notes.</w:t>
       </w:r>
     </w:p>
-    <w:bookmarkEnd w:id="74"/>
-    <w:bookmarkEnd w:id="75"/>
+    <w:bookmarkEnd w:id="81"/>
+    <w:bookmarkEnd w:id="82"/>
     <w:sectPr>
       <w:footnotePr>
         <w:numRestart w:val="eachSect"/>
@@ -11560,6 +15425,9 @@
     </w:lvlOverride>
   </w:num>
   <w:num w:numId="1007">
+    <w:abstractNumId w:val="991"/>
+  </w:num>
+  <w:num w:numId="1008">
     <w:abstractNumId w:val="99411"/>
     <w:lvlOverride w:ilvl="0">
       <w:startOverride w:val="1"/>
@@ -11589,13 +15457,13 @@
       <w:startOverride w:val="1"/>
     </w:lvlOverride>
   </w:num>
-  <w:num w:numId="1008">
-    <w:abstractNumId w:val="991"/>
-  </w:num>
   <w:num w:numId="1009">
     <w:abstractNumId w:val="991"/>
   </w:num>
   <w:num w:numId="1010">
+    <w:abstractNumId w:val="991"/>
+  </w:num>
+  <w:num w:numId="1011">
     <w:abstractNumId w:val="99411"/>
     <w:lvlOverride w:ilvl="0">
       <w:startOverride w:val="1"/>
@@ -11625,7 +15493,7 @@
       <w:startOverride w:val="1"/>
     </w:lvlOverride>
   </w:num>
-  <w:num w:numId="1011">
+  <w:num w:numId="1012">
     <w:abstractNumId w:val="991"/>
   </w:num>
 </w:numbering>

--- a/SITP/DBMS/Notes/M05_Normalization_FDs.docx
+++ b/SITP/DBMS/Notes/M05_Normalization_FDs.docx
@@ -16035,24 +16035,34 @@
   <w:style w:default="1" w:styleId="Table" w:type="table">
     <w:name w:val="Table"/>
     <w:basedOn w:val="TableNormal"/>
-    <w:semiHidden/>
-    <w:unhideWhenUsed/>
     <w:qFormat/>
     <w:tblPr>
       <w:tblInd w:type="dxa" w:w="0"/>
+      <w:tblBorders>
+        <w:top w:color="808080" w:space="0" w:sz="4" w:val="single"/>
+        <w:left w:color="808080" w:space="0" w:sz="4" w:val="single"/>
+        <w:bottom w:color="808080" w:space="0" w:sz="4" w:val="single"/>
+        <w:right w:color="808080" w:space="0" w:sz="4" w:val="single"/>
+        <w:insideH w:color="BFBFBF" w:space="0" w:sz="4" w:val="single"/>
+        <w:insideV w:color="BFBFBF" w:space="0" w:sz="4" w:val="single"/>
+      </w:tblBorders>
       <w:tblCellMar>
-        <w:top w:type="dxa" w:w="0"/>
+        <w:top w:type="dxa" w:w="40"/>
         <w:left w:type="dxa" w:w="108"/>
-        <w:bottom w:type="dxa" w:w="0"/>
+        <w:bottom w:type="dxa" w:w="40"/>
         <w:right w:type="dxa" w:w="108"/>
       </w:tblCellMar>
     </w:tblPr>
     <w:tblStylePr w:type="firstRow">
+      <w:rPr>
+        <w:b/>
+      </w:rPr>
       <w:tcPr>
+        <w:shd w:color="auto" w:fill="DDEBF7" w:val="clear"/>
         <w:tcBorders>
-          <w:bottom w:val="single"/>
+          <w:bottom w:color="1F4E78" w:space="0" w:sz="8" w:val="single"/>
         </w:tcBorders>
-        <w:vAlign w:val="bottom"/>
+        <w:vAlign w:val="center"/>
       </w:tcPr>
     </w:tblStylePr>
   </w:style>
